--- a/3-Learning-and-Resources/3-3-Certification/FRM/Study Note-FRM.docx
+++ b/3-Learning-and-Resources/3-3-Certification/FRM/Study Note-FRM.docx
@@ -1558,6 +1558,7 @@
           <w:lang w:val="en-US" w:eastAsia="zh-CN" w:bidi="ar-SA"/>
         </w:rPr>
       </w:pPr>
+      <w:bookmarkStart w:id="0" w:name="_GoBack"/>
       <w:r>
         <w:rPr>
           <w:rFonts w:hint="default" w:ascii="Times New Roman Bold" w:hAnsi="Times New Roman Bold" w:cs="Times New Roman Bold" w:eastAsiaTheme="minorEastAsia"/>
@@ -1616,6 +1617,7 @@
         <w:t>Long commodity position=buy forward+buy zero-coupon bond</w:t>
       </w:r>
     </w:p>
+    <w:bookmarkEnd w:id="0"/>
     <w:p>
       <w:pPr>
         <w:numPr>
@@ -2871,8 +2873,6 @@
           <w:lang w:val="en-US" w:eastAsia="zh-CN"/>
         </w:rPr>
       </w:pPr>
-      <w:bookmarkStart w:id="0" w:name="_GoBack"/>
-      <w:bookmarkEnd w:id="0"/>
     </w:p>
     <w:p>
       <w:pPr>
@@ -2937,6 +2937,23 @@
       </w:pPr>
       <w:r>
         <w:t>\sigma_{\text{daily}} = \frac{18\%}{\sqrt{250}} \approx 1.138\%</w:t>
+      </w:r>
+    </w:p>
+    <w:p>
+      <w:pPr>
+        <w:pStyle w:val="9"/>
+        <w:keepNext w:val="0"/>
+        <w:keepLines w:val="0"/>
+        <w:widowControl/>
+        <w:suppressLineNumbers w:val="0"/>
+        <w:spacing w:before="0" w:beforeAutospacing="1" w:after="0" w:afterAutospacing="1"/>
+        <w:ind w:left="0" w:right="0"/>
+      </w:pPr>
+      <w:r>
+        <w:rPr>
+          <w:rFonts w:hint="default"/>
+        </w:rPr>
+        <w:t>FX means foreign exchange.</w:t>
       </w:r>
     </w:p>
     <w:p>

--- a/3-Learning-and-Resources/3-3-Certification/FRM/Study Note-FRM.docx
+++ b/3-Learning-and-Resources/3-3-Certification/FRM/Study Note-FRM.docx
@@ -342,6 +342,7 @@
     <w:p>
       <w:pPr>
         <w:numPr>
+          <w:ilvl w:val="0"/>
           <w:numId w:val="0"/>
         </w:numPr>
         <w:ind w:leftChars="0"/>
@@ -527,6 +528,7 @@
     <w:p>
       <w:pPr>
         <w:numPr>
+          <w:ilvl w:val="0"/>
           <w:numId w:val="0"/>
         </w:numPr>
         <w:ind w:leftChars="0"/>
@@ -803,6 +805,7 @@
     <w:p>
       <w:pPr>
         <w:numPr>
+          <w:ilvl w:val="0"/>
           <w:numId w:val="0"/>
         </w:numPr>
         <w:ind w:leftChars="0"/>
@@ -949,6 +952,7 @@
     <w:p>
       <w:pPr>
         <w:numPr>
+          <w:ilvl w:val="0"/>
           <w:numId w:val="0"/>
         </w:numPr>
         <w:rPr>
@@ -1107,6 +1111,7 @@
     <w:p>
       <w:pPr>
         <w:numPr>
+          <w:ilvl w:val="0"/>
           <w:numId w:val="0"/>
         </w:numPr>
         <w:rPr>
@@ -1176,6 +1181,7 @@
     <w:p>
       <w:pPr>
         <w:numPr>
+          <w:ilvl w:val="0"/>
           <w:numId w:val="0"/>
         </w:numPr>
         <w:rPr>
@@ -1269,6 +1275,7 @@
     <w:p>
       <w:pPr>
         <w:numPr>
+          <w:ilvl w:val="0"/>
           <w:numId w:val="0"/>
         </w:numPr>
         <w:rPr>
@@ -1360,6 +1367,7 @@
     <w:p>
       <w:pPr>
         <w:numPr>
+          <w:ilvl w:val="0"/>
           <w:numId w:val="0"/>
         </w:numPr>
         <w:ind w:leftChars="0"/>
@@ -1395,6 +1403,7 @@
     <w:p>
       <w:pPr>
         <w:numPr>
+          <w:ilvl w:val="0"/>
           <w:numId w:val="0"/>
         </w:numPr>
         <w:rPr>
@@ -1409,6 +1418,7 @@
     <w:p>
       <w:pPr>
         <w:numPr>
+          <w:ilvl w:val="0"/>
           <w:numId w:val="0"/>
         </w:numPr>
         <w:rPr>
@@ -1457,21 +1467,23 @@
     <w:p>
       <w:pPr>
         <w:numPr>
-          <w:numId w:val="0"/>
-        </w:numPr>
-        <w:rPr>
-          <w:rFonts w:hint="default" w:ascii="Times New Roman Bold" w:hAnsi="Times New Roman Bold" w:cs="Times New Roman Bold"/>
-          <w:b/>
-          <w:bCs/>
-          <w:sz w:val="28"/>
-          <w:szCs w:val="28"/>
-          <w:lang w:val="en-US" w:eastAsia="zh-CN" w:bidi="ar-SA"/>
-        </w:rPr>
-      </w:pPr>
-    </w:p>
-    <w:p>
-      <w:pPr>
-        <w:numPr>
+          <w:ilvl w:val="0"/>
+          <w:numId w:val="0"/>
+        </w:numPr>
+        <w:rPr>
+          <w:rFonts w:hint="default" w:ascii="Times New Roman Bold" w:hAnsi="Times New Roman Bold" w:cs="Times New Roman Bold"/>
+          <w:b/>
+          <w:bCs/>
+          <w:sz w:val="28"/>
+          <w:szCs w:val="28"/>
+          <w:lang w:val="en-US" w:eastAsia="zh-CN" w:bidi="ar-SA"/>
+        </w:rPr>
+      </w:pPr>
+    </w:p>
+    <w:p>
+      <w:pPr>
+        <w:numPr>
+          <w:ilvl w:val="0"/>
           <w:numId w:val="0"/>
         </w:numPr>
         <w:rPr>
@@ -1558,7 +1570,6 @@
           <w:lang w:val="en-US" w:eastAsia="zh-CN" w:bidi="ar-SA"/>
         </w:rPr>
       </w:pPr>
-      <w:bookmarkStart w:id="0" w:name="_GoBack"/>
       <w:r>
         <w:rPr>
           <w:rFonts w:hint="default" w:ascii="Times New Roman Bold" w:hAnsi="Times New Roman Bold" w:cs="Times New Roman Bold" w:eastAsiaTheme="minorEastAsia"/>
@@ -1617,7 +1628,6 @@
         <w:t>Long commodity position=buy forward+buy zero-coupon bond</w:t>
       </w:r>
     </w:p>
-    <w:bookmarkEnd w:id="0"/>
     <w:p>
       <w:pPr>
         <w:numPr>
@@ -1702,6 +1712,7 @@
     <w:p>
       <w:pPr>
         <w:numPr>
+          <w:ilvl w:val="0"/>
           <w:numId w:val="0"/>
         </w:numPr>
         <w:rPr>
@@ -1764,6 +1775,7 @@
     <w:p>
       <w:pPr>
         <w:numPr>
+          <w:ilvl w:val="0"/>
           <w:numId w:val="0"/>
         </w:numPr>
         <w:rPr>
@@ -1990,6 +2002,7 @@
     <w:p>
       <w:pPr>
         <w:numPr>
+          <w:ilvl w:val="0"/>
           <w:numId w:val="0"/>
         </w:numPr>
         <w:rPr>
@@ -2057,6 +2070,7 @@
     <w:p>
       <w:pPr>
         <w:numPr>
+          <w:ilvl w:val="0"/>
           <w:numId w:val="0"/>
         </w:numPr>
         <w:rPr>
@@ -2428,16 +2442,7 @@
           <w:bCs w:val="0"/>
           <w:lang w:val="en-US" w:eastAsia="zh-CN"/>
         </w:rPr>
-        <w:t>; Concentration Ris</w:t>
-      </w:r>
-      <w:r>
-        <w:rPr>
-          <w:rFonts w:hint="default" w:ascii="Times New Roman" w:hAnsi="Times New Roman" w:cs="Times New Roman"/>
-          <w:b w:val="0"/>
-          <w:bCs w:val="0"/>
-          <w:lang w:val="en-US" w:eastAsia="zh-CN"/>
-        </w:rPr>
-        <w:t>k</w:t>
+        <w:t>; Concentration Risk</w:t>
       </w:r>
       <w:r>
         <w:rPr>
@@ -2851,19 +2856,21 @@
     <w:p>
       <w:pPr>
         <w:numPr>
-          <w:numId w:val="0"/>
-        </w:numPr>
-        <w:rPr>
-          <w:rFonts w:hint="default" w:ascii="Times New Roman" w:hAnsi="Times New Roman" w:cs="Times New Roman"/>
-          <w:b w:val="0"/>
-          <w:bCs w:val="0"/>
-          <w:lang w:val="en-US" w:eastAsia="zh-CN"/>
-        </w:rPr>
-      </w:pPr>
-    </w:p>
-    <w:p>
-      <w:pPr>
-        <w:numPr>
+          <w:ilvl w:val="0"/>
+          <w:numId w:val="0"/>
+        </w:numPr>
+        <w:rPr>
+          <w:rFonts w:hint="default" w:ascii="Times New Roman" w:hAnsi="Times New Roman" w:cs="Times New Roman"/>
+          <w:b w:val="0"/>
+          <w:bCs w:val="0"/>
+          <w:lang w:val="en-US" w:eastAsia="zh-CN"/>
+        </w:rPr>
+      </w:pPr>
+    </w:p>
+    <w:p>
+      <w:pPr>
+        <w:numPr>
+          <w:ilvl w:val="0"/>
           <w:numId w:val="0"/>
         </w:numPr>
         <w:rPr>
@@ -2909,56 +2916,1155 @@
           <w:szCs w:val="28"/>
           <w:lang w:val="en-US" w:eastAsia="zh-CN" w:bidi="ar-SA"/>
         </w:rPr>
-        <w:t>36</w:t>
-      </w:r>
-    </w:p>
-    <w:p>
-      <w:pPr>
-        <w:numPr>
-          <w:numId w:val="0"/>
-        </w:numPr>
-        <w:rPr>
-          <w:rFonts w:hint="default" w:ascii="Times New Roman" w:hAnsi="Times New Roman" w:cs="Times New Roman"/>
-          <w:b w:val="0"/>
-          <w:bCs w:val="0"/>
-          <w:lang w:val="en-US" w:eastAsia="zh-CN"/>
-        </w:rPr>
-      </w:pPr>
-    </w:p>
-    <w:p>
-      <w:pPr>
-        <w:pStyle w:val="9"/>
-        <w:keepNext w:val="0"/>
-        <w:keepLines w:val="0"/>
-        <w:widowControl/>
-        <w:suppressLineNumbers w:val="0"/>
-        <w:spacing w:before="0" w:beforeAutospacing="1" w:after="0" w:afterAutospacing="1"/>
-        <w:ind w:left="0" w:right="0"/>
-      </w:pPr>
-      <w:r>
-        <w:t>\sigma_{\text{daily}} = \frac{18\%}{\sqrt{250}} \approx 1.138\%</w:t>
-      </w:r>
-    </w:p>
-    <w:p>
-      <w:pPr>
-        <w:pStyle w:val="9"/>
-        <w:keepNext w:val="0"/>
-        <w:keepLines w:val="0"/>
-        <w:widowControl/>
-        <w:suppressLineNumbers w:val="0"/>
-        <w:spacing w:before="0" w:beforeAutospacing="1" w:after="0" w:afterAutospacing="1"/>
-        <w:ind w:left="0" w:right="0"/>
-      </w:pPr>
-      <w:r>
-        <w:rPr>
-          <w:rFonts w:hint="default"/>
-        </w:rPr>
-        <w:t>FX means foreign exchange.</w:t>
-      </w:r>
-    </w:p>
-    <w:p>
-      <w:pPr>
-        <w:numPr>
+        <w:t>3</w:t>
+      </w:r>
+      <w:r>
+        <w:rPr>
+          <w:rFonts w:hint="eastAsia" w:ascii="Times New Roman Bold" w:hAnsi="Times New Roman Bold" w:cs="Times New Roman Bold"/>
+          <w:b/>
+          <w:bCs/>
+          <w:sz w:val="28"/>
+          <w:szCs w:val="28"/>
+          <w:lang w:val="en-US" w:eastAsia="zh-CN" w:bidi="ar-SA"/>
+        </w:rPr>
+        <w:t>8</w:t>
+      </w:r>
+    </w:p>
+    <w:p>
+      <w:pPr>
+        <w:numPr>
+          <w:ilvl w:val="0"/>
+          <w:numId w:val="0"/>
+        </w:numPr>
+        <w:rPr>
+          <w:rFonts w:hint="eastAsia" w:ascii="Times New Roman" w:hAnsi="Times New Roman" w:cs="Times New Roman"/>
+          <w:b w:val="0"/>
+          <w:bCs w:val="0"/>
+          <w:lang w:val="en-US" w:eastAsia="zh-CN"/>
+        </w:rPr>
+      </w:pPr>
+      <w:r>
+        <w:rPr>
+          <w:rFonts w:hint="eastAsia" w:ascii="Times New Roman" w:hAnsi="Times New Roman" w:cs="Times New Roman"/>
+          <w:b w:val="0"/>
+          <w:bCs w:val="0"/>
+          <w:lang w:val="en-US" w:eastAsia="zh-CN"/>
+        </w:rPr>
+        <w:t>U:credit status</w:t>
+      </w:r>
+    </w:p>
+    <w:p>
+      <w:pPr>
+        <w:numPr>
+          <w:ilvl w:val="0"/>
+          <w:numId w:val="0"/>
+        </w:numPr>
+        <w:rPr>
+          <w:rFonts w:hint="eastAsia" w:ascii="Times New Roman" w:hAnsi="Times New Roman" w:cs="Times New Roman"/>
+          <w:b w:val="0"/>
+          <w:bCs w:val="0"/>
+          <w:lang w:val="en-US" w:eastAsia="zh-CN"/>
+        </w:rPr>
+      </w:pPr>
+      <w:r>
+        <w:rPr>
+          <w:rFonts w:hint="eastAsia" w:ascii="Times New Roman" w:hAnsi="Times New Roman" w:cs="Times New Roman"/>
+          <w:b w:val="0"/>
+          <w:bCs w:val="0"/>
+          <w:lang w:val="en-US" w:eastAsia="zh-CN"/>
+        </w:rPr>
+        <w:t xml:space="preserve">Credit Risk Models: </w:t>
+      </w:r>
+    </w:p>
+    <w:p>
+      <w:pPr>
+        <w:numPr>
+          <w:ilvl w:val="0"/>
+          <w:numId w:val="11"/>
+        </w:numPr>
+        <w:ind w:left="420" w:leftChars="0" w:hanging="420" w:firstLineChars="0"/>
+        <w:rPr>
+          <w:rFonts w:hint="default" w:ascii="Times New Roman" w:hAnsi="Times New Roman" w:cs="Times New Roman"/>
+          <w:b w:val="0"/>
+          <w:bCs w:val="0"/>
+          <w:lang w:val="en-US" w:eastAsia="zh-CN"/>
+        </w:rPr>
+      </w:pPr>
+      <w:r>
+        <w:rPr>
+          <w:rFonts w:hint="eastAsia" w:ascii="Times New Roman" w:hAnsi="Times New Roman" w:cs="Times New Roman"/>
+          <w:b w:val="0"/>
+          <w:bCs w:val="0"/>
+          <w:lang w:val="en-US" w:eastAsia="zh-CN"/>
+        </w:rPr>
+        <w:t>Purpuse:</w:t>
+      </w:r>
+    </w:p>
+    <w:p>
+      <w:pPr>
+        <w:numPr>
+          <w:ilvl w:val="1"/>
+          <w:numId w:val="11"/>
+        </w:numPr>
+        <w:ind w:left="840" w:leftChars="0" w:hanging="420" w:firstLineChars="0"/>
+        <w:rPr>
+          <w:rFonts w:hint="default" w:ascii="Times New Roman" w:hAnsi="Times New Roman" w:cs="Times New Roman"/>
+          <w:b w:val="0"/>
+          <w:bCs w:val="0"/>
+          <w:lang w:val="en-US" w:eastAsia="zh-CN"/>
+        </w:rPr>
+      </w:pPr>
+      <w:r>
+        <w:rPr>
+          <w:rFonts w:hint="eastAsia" w:ascii="Times New Roman" w:hAnsi="Times New Roman" w:cs="Times New Roman"/>
+          <w:b w:val="0"/>
+          <w:bCs w:val="0"/>
+          <w:lang w:val="en-US" w:eastAsia="zh-CN"/>
+        </w:rPr>
+        <w:t>Credit Portfolio Loss Distribution &amp; Economic Capital</w:t>
+      </w:r>
+    </w:p>
+    <w:p>
+      <w:pPr>
+        <w:numPr>
+          <w:ilvl w:val="0"/>
+          <w:numId w:val="11"/>
+        </w:numPr>
+        <w:ind w:left="420" w:leftChars="0" w:hanging="420" w:firstLineChars="0"/>
+        <w:rPr>
+          <w:rFonts w:hint="default" w:ascii="Times New Roman" w:hAnsi="Times New Roman" w:cs="Times New Roman"/>
+          <w:b w:val="0"/>
+          <w:bCs w:val="0"/>
+          <w:lang w:val="en-US" w:eastAsia="zh-CN"/>
+        </w:rPr>
+      </w:pPr>
+      <w:r>
+        <w:rPr>
+          <w:rFonts w:hint="eastAsia" w:ascii="Times New Roman" w:hAnsi="Times New Roman" w:cs="Times New Roman"/>
+          <w:b w:val="0"/>
+          <w:bCs w:val="0"/>
+          <w:lang w:val="en-US" w:eastAsia="zh-CN"/>
+        </w:rPr>
+        <w:t>Model:</w:t>
+      </w:r>
+    </w:p>
+    <w:p>
+      <w:pPr>
+        <w:numPr>
+          <w:ilvl w:val="1"/>
+          <w:numId w:val="11"/>
+        </w:numPr>
+        <w:ind w:left="840" w:leftChars="0" w:hanging="420" w:firstLineChars="0"/>
+        <w:rPr>
+          <w:rFonts w:hint="default" w:ascii="Times New Roman" w:hAnsi="Times New Roman" w:cs="Times New Roman"/>
+          <w:b w:val="0"/>
+          <w:bCs w:val="0"/>
+          <w:lang w:val="en-US" w:eastAsia="zh-CN"/>
+        </w:rPr>
+      </w:pPr>
+      <w:r>
+        <w:rPr>
+          <w:rFonts w:hint="eastAsia" w:ascii="Times New Roman" w:hAnsi="Times New Roman" w:cs="Times New Roman"/>
+          <w:b w:val="0"/>
+          <w:bCs w:val="0"/>
+          <w:lang w:val="en-US" w:eastAsia="zh-CN"/>
+        </w:rPr>
+        <w:t>CreditMetrics:</w:t>
+      </w:r>
+    </w:p>
+    <w:p>
+      <w:pPr>
+        <w:numPr>
+          <w:ilvl w:val="2"/>
+          <w:numId w:val="11"/>
+        </w:numPr>
+        <w:ind w:left="1260" w:leftChars="0" w:hanging="420" w:firstLineChars="0"/>
+        <w:rPr>
+          <w:rFonts w:hint="default" w:ascii="Times New Roman" w:hAnsi="Times New Roman" w:cs="Times New Roman"/>
+          <w:b w:val="0"/>
+          <w:bCs w:val="0"/>
+          <w:lang w:val="en-US" w:eastAsia="zh-CN"/>
+        </w:rPr>
+      </w:pPr>
+      <w:r>
+        <w:rPr>
+          <w:rFonts w:hint="eastAsia" w:ascii="Times New Roman" w:hAnsi="Times New Roman" w:cs="Times New Roman"/>
+          <w:b w:val="0"/>
+          <w:bCs w:val="0"/>
+          <w:lang w:val="en-US" w:eastAsia="zh-CN"/>
+        </w:rPr>
+        <w:t>Market-to-Market</w:t>
+      </w:r>
+    </w:p>
+    <w:p>
+      <w:pPr>
+        <w:numPr>
+          <w:ilvl w:val="1"/>
+          <w:numId w:val="11"/>
+        </w:numPr>
+        <w:ind w:left="840" w:leftChars="0" w:hanging="420" w:firstLineChars="0"/>
+        <w:rPr>
+          <w:rFonts w:hint="default" w:ascii="Times New Roman" w:hAnsi="Times New Roman" w:cs="Times New Roman"/>
+          <w:b w:val="0"/>
+          <w:bCs w:val="0"/>
+          <w:lang w:val="en-US" w:eastAsia="zh-CN"/>
+        </w:rPr>
+      </w:pPr>
+      <w:r>
+        <w:rPr>
+          <w:rFonts w:hint="eastAsia" w:ascii="Times New Roman" w:hAnsi="Times New Roman" w:cs="Times New Roman"/>
+          <w:b w:val="0"/>
+          <w:bCs w:val="0"/>
+          <w:lang w:val="en-US" w:eastAsia="zh-CN"/>
+        </w:rPr>
+        <w:t>Vasicek Model</w:t>
+      </w:r>
+    </w:p>
+    <w:p>
+      <w:pPr>
+        <w:numPr>
+          <w:ilvl w:val="2"/>
+          <w:numId w:val="11"/>
+        </w:numPr>
+        <w:ind w:left="1260" w:leftChars="0" w:hanging="420" w:firstLineChars="0"/>
+        <w:rPr>
+          <w:rFonts w:hint="default" w:ascii="Times New Roman" w:hAnsi="Times New Roman" w:cs="Times New Roman"/>
+          <w:b w:val="0"/>
+          <w:bCs w:val="0"/>
+          <w:lang w:val="en-US" w:eastAsia="zh-CN"/>
+        </w:rPr>
+      </w:pPr>
+      <w:r>
+        <w:rPr>
+          <w:rFonts w:hint="default" w:ascii="Times New Roman" w:hAnsi="Times New Roman" w:cs="Times New Roman"/>
+          <w:b w:val="0"/>
+          <w:bCs w:val="0"/>
+          <w:lang w:val="en-US" w:eastAsia="zh-CN"/>
+        </w:rPr>
+        <w:drawing>
+          <wp:inline distT="0" distB="0" distL="114300" distR="114300">
+            <wp:extent cx="1021080" cy="267335"/>
+            <wp:effectExtent l="0" t="0" r="20320" b="12065"/>
+            <wp:docPr id="3" name="Picture 3" descr="635bcecb-769c-4eff-8777-9665d5f2a229"/>
+            <wp:cNvGraphicFramePr>
+              <a:graphicFrameLocks xmlns:a="http://schemas.openxmlformats.org/drawingml/2006/main" noChangeAspect="1"/>
+            </wp:cNvGraphicFramePr>
+            <a:graphic xmlns:a="http://schemas.openxmlformats.org/drawingml/2006/main">
+              <a:graphicData uri="http://schemas.openxmlformats.org/drawingml/2006/picture">
+                <pic:pic xmlns:pic="http://schemas.openxmlformats.org/drawingml/2006/picture">
+                  <pic:nvPicPr>
+                    <pic:cNvPr id="3" name="Picture 3" descr="635bcecb-769c-4eff-8777-9665d5f2a229"/>
+                    <pic:cNvPicPr>
+                      <a:picLocks noChangeAspect="1"/>
+                    </pic:cNvPicPr>
+                  </pic:nvPicPr>
+                  <pic:blipFill>
+                    <a:blip r:embed="rId7"/>
+                    <a:srcRect l="194" t="28947"/>
+                    <a:stretch>
+                      <a:fillRect/>
+                    </a:stretch>
+                  </pic:blipFill>
+                  <pic:spPr>
+                    <a:xfrm>
+                      <a:off x="0" y="0"/>
+                      <a:ext cx="1021080" cy="267335"/>
+                    </a:xfrm>
+                    <a:prstGeom prst="rect">
+                      <a:avLst/>
+                    </a:prstGeom>
+                  </pic:spPr>
+                </pic:pic>
+              </a:graphicData>
+            </a:graphic>
+          </wp:inline>
+        </w:drawing>
+      </w:r>
+    </w:p>
+    <w:p>
+      <w:pPr>
+        <w:numPr>
+          <w:ilvl w:val="2"/>
+          <w:numId w:val="11"/>
+        </w:numPr>
+        <w:ind w:left="1260" w:leftChars="0" w:hanging="420" w:firstLineChars="0"/>
+        <w:rPr>
+          <w:rFonts w:hint="default" w:ascii="Times New Roman" w:hAnsi="Times New Roman" w:cs="Times New Roman"/>
+          <w:b w:val="0"/>
+          <w:bCs w:val="0"/>
+          <w:lang w:val="en-US" w:eastAsia="zh-CN"/>
+        </w:rPr>
+      </w:pPr>
+      <w:r>
+        <w:rPr>
+          <w:rFonts w:hint="eastAsia" w:ascii="Times New Roman" w:hAnsi="Times New Roman" w:cs="Times New Roman"/>
+          <w:b w:val="0"/>
+          <w:bCs w:val="0"/>
+          <w:lang w:val="en-US" w:eastAsia="zh-CN"/>
+        </w:rPr>
+        <w:t>F:economic/systematic factor</w:t>
+      </w:r>
+    </w:p>
+    <w:p>
+      <w:pPr>
+        <w:numPr>
+          <w:ilvl w:val="2"/>
+          <w:numId w:val="11"/>
+        </w:numPr>
+        <w:ind w:left="1260" w:leftChars="0" w:hanging="420" w:firstLineChars="0"/>
+        <w:rPr>
+          <w:rFonts w:hint="default" w:ascii="Times New Roman" w:hAnsi="Times New Roman" w:cs="Times New Roman"/>
+          <w:b w:val="0"/>
+          <w:bCs w:val="0"/>
+          <w:lang w:val="en-US" w:eastAsia="zh-CN"/>
+        </w:rPr>
+      </w:pPr>
+      <w:r>
+        <w:rPr>
+          <w:rFonts w:hint="eastAsia" w:ascii="Times New Roman" w:hAnsi="Times New Roman" w:cs="Times New Roman"/>
+          <w:b w:val="0"/>
+          <w:bCs w:val="0"/>
+          <w:lang w:val="en-US" w:eastAsia="zh-CN"/>
+        </w:rPr>
+        <w:t>Z:borrower-specific risk</w:t>
+      </w:r>
+    </w:p>
+    <w:p>
+      <w:pPr>
+        <w:numPr>
+          <w:ilvl w:val="2"/>
+          <w:numId w:val="11"/>
+        </w:numPr>
+        <w:ind w:left="1260" w:leftChars="0" w:hanging="420" w:firstLineChars="0"/>
+        <w:rPr>
+          <w:rFonts w:hint="default" w:ascii="Times New Roman" w:hAnsi="Times New Roman" w:cs="Times New Roman"/>
+          <w:b w:val="0"/>
+          <w:bCs w:val="0"/>
+          <w:lang w:val="en-US" w:eastAsia="zh-CN"/>
+        </w:rPr>
+      </w:pPr>
+      <w:r>
+        <w:rPr>
+          <w:rFonts w:hint="eastAsia" w:ascii="Times New Roman" w:hAnsi="Times New Roman" w:cs="Times New Roman"/>
+          <w:b w:val="0"/>
+          <w:bCs w:val="0"/>
+          <w:lang w:val="en-US" w:eastAsia="zh-CN"/>
+        </w:rPr>
+        <w:t>More default-focus</w:t>
+      </w:r>
+    </w:p>
+    <w:p>
+      <w:pPr>
+        <w:numPr>
+          <w:ilvl w:val="0"/>
+          <w:numId w:val="11"/>
+        </w:numPr>
+        <w:ind w:left="420" w:leftChars="0" w:hanging="420" w:firstLineChars="0"/>
+        <w:rPr>
+          <w:rFonts w:hint="default" w:ascii="Times New Roman" w:hAnsi="Times New Roman" w:cs="Times New Roman"/>
+          <w:b w:val="0"/>
+          <w:bCs w:val="0"/>
+          <w:lang w:val="en-US" w:eastAsia="zh-CN"/>
+        </w:rPr>
+      </w:pPr>
+      <w:r>
+        <w:rPr>
+          <w:rFonts w:hint="eastAsia" w:ascii="Times New Roman" w:hAnsi="Times New Roman" w:cs="Times New Roman"/>
+          <w:b w:val="0"/>
+          <w:bCs w:val="0"/>
+          <w:lang w:val="en-US" w:eastAsia="zh-CN"/>
+        </w:rPr>
+        <w:t>Input:Rating Transition Matrix</w:t>
+      </w:r>
+    </w:p>
+    <w:p>
+      <w:pPr>
+        <w:numPr>
+          <w:ilvl w:val="0"/>
+          <w:numId w:val="11"/>
+        </w:numPr>
+        <w:ind w:left="420" w:leftChars="0" w:hanging="420" w:firstLineChars="0"/>
+        <w:rPr>
+          <w:rFonts w:hint="default" w:ascii="Times New Roman" w:hAnsi="Times New Roman" w:cs="Times New Roman"/>
+          <w:b w:val="0"/>
+          <w:bCs w:val="0"/>
+          <w:lang w:val="en-US" w:eastAsia="zh-CN"/>
+        </w:rPr>
+      </w:pPr>
+      <w:r>
+        <w:rPr>
+          <w:rFonts w:hint="eastAsia" w:ascii="Times New Roman" w:hAnsi="Times New Roman" w:cs="Times New Roman"/>
+          <w:b w:val="0"/>
+          <w:bCs w:val="0"/>
+          <w:lang w:val="en-US" w:eastAsia="zh-CN"/>
+        </w:rPr>
+        <w:t>Risk: Rating Downgrade Risk+Default Risk</w:t>
+      </w:r>
+    </w:p>
+    <w:p>
+      <w:pPr>
+        <w:numPr>
+          <w:ilvl w:val="0"/>
+          <w:numId w:val="0"/>
+        </w:numPr>
+        <w:ind w:leftChars="0"/>
+        <w:rPr>
+          <w:rFonts w:hint="default" w:ascii="Times New Roman" w:hAnsi="Times New Roman" w:cs="Times New Roman"/>
+          <w:b w:val="0"/>
+          <w:bCs w:val="0"/>
+          <w:lang w:val="en-US" w:eastAsia="zh-CN"/>
+        </w:rPr>
+      </w:pPr>
+    </w:p>
+    <w:p>
+      <w:pPr>
+        <w:numPr>
+          <w:ilvl w:val="0"/>
+          <w:numId w:val="0"/>
+        </w:numPr>
+        <w:rPr>
+          <w:rFonts w:hint="default" w:ascii="Times New Roman Bold" w:hAnsi="Times New Roman Bold" w:cs="Times New Roman Bold"/>
+          <w:b/>
+          <w:bCs/>
+          <w:sz w:val="28"/>
+          <w:szCs w:val="28"/>
+          <w:lang w:val="en-US" w:eastAsia="zh-CN" w:bidi="ar-SA"/>
+        </w:rPr>
+      </w:pPr>
+      <w:r>
+        <w:rPr>
+          <w:rFonts w:hint="default" w:ascii="Times New Roman Bold" w:hAnsi="Times New Roman Bold" w:cs="Times New Roman Bold" w:eastAsiaTheme="minorEastAsia"/>
+          <w:b/>
+          <w:bCs/>
+          <w:sz w:val="28"/>
+          <w:szCs w:val="28"/>
+          <w:lang w:val="en-US" w:eastAsia="zh-CN" w:bidi="ar-SA"/>
+        </w:rPr>
+        <w:t xml:space="preserve">Question </w:t>
+      </w:r>
+      <w:r>
+        <w:rPr>
+          <w:rFonts w:hint="default" w:ascii="Times New Roman Bold" w:hAnsi="Times New Roman Bold" w:cs="Times New Roman Bold"/>
+          <w:b/>
+          <w:bCs/>
+          <w:sz w:val="28"/>
+          <w:szCs w:val="28"/>
+          <w:lang w:val="en-US" w:eastAsia="zh-CN" w:bidi="ar-SA"/>
+        </w:rPr>
+        <w:t>42</w:t>
+      </w:r>
+    </w:p>
+    <w:p>
+      <w:pPr>
+        <w:numPr>
+          <w:ilvl w:val="0"/>
+          <w:numId w:val="0"/>
+        </w:numPr>
+        <w:rPr>
+          <w:rFonts w:hint="eastAsia" w:ascii="Times New Roman" w:hAnsi="Times New Roman" w:cs="Times New Roman"/>
+          <w:b w:val="0"/>
+          <w:bCs w:val="0"/>
+          <w:lang w:val="en-US" w:eastAsia="zh-CN"/>
+        </w:rPr>
+      </w:pPr>
+      <w:r>
+        <w:rPr>
+          <w:rFonts w:hint="default" w:ascii="Times New Roman" w:hAnsi="Times New Roman" w:cs="Times New Roman"/>
+          <w:b w:val="0"/>
+          <w:bCs w:val="0"/>
+          <w:lang w:val="en-US" w:eastAsia="zh-CN"/>
+        </w:rPr>
+        <w:t>down payment:</w:t>
+      </w:r>
+      <w:r>
+        <w:rPr>
+          <w:rFonts w:hint="eastAsia" w:ascii="Times New Roman" w:hAnsi="Times New Roman" w:cs="Times New Roman"/>
+          <w:b w:val="0"/>
+          <w:bCs w:val="0"/>
+          <w:lang w:val="en-US" w:eastAsia="zh-CN"/>
+        </w:rPr>
+        <w:t>首付</w:t>
+      </w:r>
+    </w:p>
+    <w:p>
+      <w:pPr>
+        <w:numPr>
+          <w:ilvl w:val="0"/>
+          <w:numId w:val="0"/>
+        </w:numPr>
+        <w:rPr>
+          <w:rFonts w:hint="eastAsia" w:ascii="Times New Roman" w:hAnsi="Times New Roman" w:cs="Times New Roman"/>
+          <w:b w:val="0"/>
+          <w:bCs w:val="0"/>
+          <w:lang w:val="en-US" w:eastAsia="zh-CN"/>
+        </w:rPr>
+      </w:pPr>
+      <w:r>
+        <w:rPr>
+          <w:rFonts w:hint="default" w:ascii="Times New Roman" w:hAnsi="Times New Roman" w:cs="Times New Roman"/>
+          <w:b w:val="0"/>
+          <w:bCs w:val="0"/>
+          <w:lang w:val="en-US" w:eastAsia="zh-CN"/>
+        </w:rPr>
+        <w:t>delinquency:</w:t>
+      </w:r>
+      <w:r>
+        <w:rPr>
+          <w:rFonts w:hint="eastAsia" w:ascii="Times New Roman" w:hAnsi="Times New Roman" w:cs="Times New Roman"/>
+          <w:b w:val="0"/>
+          <w:bCs w:val="0"/>
+          <w:lang w:val="en-US" w:eastAsia="zh-CN"/>
+        </w:rPr>
+        <w:t>拖欠；</w:t>
+      </w:r>
+      <w:r>
+        <w:rPr>
+          <w:rFonts w:hint="default" w:ascii="Times New Roman" w:hAnsi="Times New Roman" w:cs="Times New Roman"/>
+          <w:b w:val="0"/>
+          <w:bCs w:val="0"/>
+          <w:lang w:val="en-US" w:eastAsia="zh-CN"/>
+        </w:rPr>
+        <w:t>default:</w:t>
+      </w:r>
+      <w:r>
+        <w:rPr>
+          <w:rFonts w:hint="eastAsia" w:ascii="Times New Roman" w:hAnsi="Times New Roman" w:cs="Times New Roman"/>
+          <w:b w:val="0"/>
+          <w:bCs w:val="0"/>
+          <w:lang w:val="en-US" w:eastAsia="zh-CN"/>
+        </w:rPr>
+        <w:t>拖欠久了就违约</w:t>
+      </w:r>
+    </w:p>
+    <w:p>
+      <w:pPr>
+        <w:numPr>
+          <w:ilvl w:val="0"/>
+          <w:numId w:val="0"/>
+        </w:numPr>
+        <w:ind w:leftChars="0"/>
+        <w:rPr>
+          <w:rFonts w:hint="default" w:ascii="Times New Roman" w:hAnsi="Times New Roman" w:cs="Times New Roman"/>
+          <w:b w:val="0"/>
+          <w:bCs w:val="0"/>
+          <w:lang w:val="en-US" w:eastAsia="zh-CN"/>
+        </w:rPr>
+      </w:pPr>
+    </w:p>
+    <w:p>
+      <w:pPr>
+        <w:numPr>
+          <w:ilvl w:val="0"/>
+          <w:numId w:val="0"/>
+        </w:numPr>
+        <w:rPr>
+          <w:rFonts w:hint="default" w:ascii="Times New Roman Bold" w:hAnsi="Times New Roman Bold" w:cs="Times New Roman Bold"/>
+          <w:b/>
+          <w:bCs/>
+          <w:sz w:val="28"/>
+          <w:szCs w:val="28"/>
+          <w:lang w:val="en-US" w:eastAsia="zh-CN" w:bidi="ar-SA"/>
+        </w:rPr>
+      </w:pPr>
+      <w:r>
+        <w:rPr>
+          <w:rFonts w:hint="default" w:ascii="Times New Roman Bold" w:hAnsi="Times New Roman Bold" w:cs="Times New Roman Bold" w:eastAsiaTheme="minorEastAsia"/>
+          <w:b/>
+          <w:bCs/>
+          <w:sz w:val="28"/>
+          <w:szCs w:val="28"/>
+          <w:lang w:val="en-US" w:eastAsia="zh-CN" w:bidi="ar-SA"/>
+        </w:rPr>
+        <w:t xml:space="preserve">Question </w:t>
+      </w:r>
+      <w:r>
+        <w:rPr>
+          <w:rFonts w:hint="default" w:ascii="Times New Roman Bold" w:hAnsi="Times New Roman Bold" w:cs="Times New Roman Bold"/>
+          <w:b/>
+          <w:bCs/>
+          <w:sz w:val="28"/>
+          <w:szCs w:val="28"/>
+          <w:lang w:val="en-US" w:eastAsia="zh-CN" w:bidi="ar-SA"/>
+        </w:rPr>
+        <w:t>4</w:t>
+      </w:r>
+      <w:r>
+        <w:rPr>
+          <w:rFonts w:hint="eastAsia" w:ascii="Times New Roman Bold" w:hAnsi="Times New Roman Bold" w:cs="Times New Roman Bold"/>
+          <w:b/>
+          <w:bCs/>
+          <w:sz w:val="28"/>
+          <w:szCs w:val="28"/>
+          <w:lang w:val="en-US" w:eastAsia="zh-CN" w:bidi="ar-SA"/>
+        </w:rPr>
+        <w:t>4</w:t>
+      </w:r>
+    </w:p>
+    <w:p>
+      <w:pPr>
+        <w:numPr>
+          <w:ilvl w:val="0"/>
+          <w:numId w:val="0"/>
+        </w:numPr>
+        <w:rPr>
+          <w:rFonts w:hint="default" w:ascii="Times New Roman" w:hAnsi="Times New Roman" w:cs="Times New Roman"/>
+          <w:b w:val="0"/>
+          <w:bCs w:val="0"/>
+          <w:lang w:val="en-US" w:eastAsia="zh-CN"/>
+        </w:rPr>
+      </w:pPr>
+      <w:r>
+        <w:rPr>
+          <w:rFonts w:hint="eastAsia" w:ascii="Times New Roman" w:hAnsi="Times New Roman" w:cs="Times New Roman"/>
+          <w:b w:val="0"/>
+          <w:bCs w:val="0"/>
+          <w:lang w:val="en-US" w:eastAsia="zh-CN"/>
+        </w:rPr>
+        <w:t>i</w:t>
+      </w:r>
+      <w:r>
+        <w:rPr>
+          <w:rFonts w:hint="default" w:ascii="Times New Roman" w:hAnsi="Times New Roman" w:cs="Times New Roman"/>
+          <w:b w:val="0"/>
+          <w:bCs w:val="0"/>
+          <w:lang w:val="en-US" w:eastAsia="zh-CN"/>
+        </w:rPr>
+        <w:t>mplied vol: option price not historical data</w:t>
+      </w:r>
+    </w:p>
+    <w:p>
+      <w:pPr>
+        <w:numPr>
+          <w:ilvl w:val="0"/>
+          <w:numId w:val="0"/>
+        </w:numPr>
+        <w:rPr>
+          <w:rFonts w:hint="default" w:ascii="Times New Roman" w:hAnsi="Times New Roman" w:cs="Times New Roman"/>
+          <w:b w:val="0"/>
+          <w:bCs w:val="0"/>
+          <w:lang w:val="en-US" w:eastAsia="zh-CN"/>
+        </w:rPr>
+      </w:pPr>
+    </w:p>
+    <w:p>
+      <w:pPr>
+        <w:numPr>
+          <w:ilvl w:val="0"/>
+          <w:numId w:val="0"/>
+        </w:numPr>
+        <w:rPr>
+          <w:rFonts w:hint="default" w:ascii="Times New Roman Bold" w:hAnsi="Times New Roman Bold" w:cs="Times New Roman Bold" w:eastAsiaTheme="minorEastAsia"/>
+          <w:b/>
+          <w:bCs/>
+          <w:sz w:val="28"/>
+          <w:szCs w:val="28"/>
+          <w:lang w:val="en-US" w:eastAsia="zh-CN" w:bidi="ar-SA"/>
+        </w:rPr>
+      </w:pPr>
+    </w:p>
+    <w:p>
+      <w:pPr>
+        <w:numPr>
+          <w:ilvl w:val="0"/>
+          <w:numId w:val="0"/>
+        </w:numPr>
+        <w:rPr>
+          <w:rFonts w:hint="default" w:ascii="Times New Roman Bold" w:hAnsi="Times New Roman Bold" w:cs="Times New Roman Bold" w:eastAsiaTheme="minorEastAsia"/>
+          <w:b/>
+          <w:bCs/>
+          <w:sz w:val="28"/>
+          <w:szCs w:val="28"/>
+          <w:lang w:val="en-US" w:eastAsia="zh-CN" w:bidi="ar-SA"/>
+        </w:rPr>
+      </w:pPr>
+    </w:p>
+    <w:p>
+      <w:pPr>
+        <w:rPr>
+          <w:rFonts w:hint="default" w:ascii="Times New Roman Bold" w:hAnsi="Times New Roman Bold" w:cs="Times New Roman Bold" w:eastAsiaTheme="minorEastAsia"/>
+          <w:b/>
+          <w:bCs/>
+          <w:sz w:val="28"/>
+          <w:szCs w:val="28"/>
+          <w:lang w:val="en-US" w:eastAsia="zh-CN" w:bidi="ar-SA"/>
+        </w:rPr>
+      </w:pPr>
+      <w:r>
+        <w:rPr>
+          <w:rFonts w:hint="default" w:ascii="Times New Roman Bold" w:hAnsi="Times New Roman Bold" w:cs="Times New Roman Bold" w:eastAsiaTheme="minorEastAsia"/>
+          <w:b/>
+          <w:bCs/>
+          <w:sz w:val="28"/>
+          <w:szCs w:val="28"/>
+          <w:lang w:val="en-US" w:eastAsia="zh-CN" w:bidi="ar-SA"/>
+        </w:rPr>
+        <w:br w:type="page"/>
+      </w:r>
+    </w:p>
+    <w:p>
+      <w:pPr>
+        <w:rPr>
+          <w:rFonts w:hint="default" w:ascii="Times New Roman Bold" w:hAnsi="Times New Roman Bold" w:cs="Times New Roman Bold" w:eastAsiaTheme="minorEastAsia"/>
+          <w:b/>
+          <w:bCs/>
+          <w:sz w:val="28"/>
+          <w:szCs w:val="28"/>
+          <w:lang w:val="en-US" w:eastAsia="zh-CN" w:bidi="ar-SA"/>
+        </w:rPr>
+      </w:pPr>
+      <w:r>
+        <w:rPr>
+          <w:rFonts w:hint="default" w:ascii="Times New Roman Bold" w:hAnsi="Times New Roman Bold" w:cs="Times New Roman Bold" w:eastAsiaTheme="minorEastAsia"/>
+          <w:b/>
+          <w:bCs/>
+          <w:sz w:val="28"/>
+          <w:szCs w:val="28"/>
+          <w:lang w:val="en-US" w:eastAsia="zh-CN" w:bidi="ar-SA"/>
+        </w:rPr>
+        <w:br w:type="page"/>
+      </w:r>
+    </w:p>
+    <w:p>
+      <w:pPr>
+        <w:numPr>
+          <w:ilvl w:val="0"/>
+          <w:numId w:val="0"/>
+        </w:numPr>
+        <w:rPr>
+          <w:rFonts w:hint="default" w:ascii="Times New Roman Bold" w:hAnsi="Times New Roman Bold" w:cs="Times New Roman Bold"/>
+          <w:b/>
+          <w:bCs/>
+          <w:sz w:val="28"/>
+          <w:szCs w:val="28"/>
+          <w:lang w:val="en-US" w:eastAsia="zh-CN" w:bidi="ar-SA"/>
+        </w:rPr>
+      </w:pPr>
+      <w:r>
+        <w:rPr>
+          <w:rFonts w:hint="default" w:ascii="Times New Roman Bold" w:hAnsi="Times New Roman Bold" w:cs="Times New Roman Bold"/>
+          <w:b/>
+          <w:bCs/>
+          <w:sz w:val="28"/>
+          <w:szCs w:val="28"/>
+          <w:lang w:val="en-US" w:eastAsia="zh-CN" w:bidi="ar-SA"/>
+        </w:rPr>
+        <w:t>ß</w:t>
+      </w:r>
+      <w:r>
+        <w:rPr>
+          <w:rFonts w:hint="default" w:ascii="Times New Roman Bold" w:hAnsi="Times New Roman Bold" w:cs="Times New Roman Bold" w:eastAsiaTheme="minorEastAsia"/>
+          <w:b/>
+          <w:bCs/>
+          <w:sz w:val="28"/>
+          <w:szCs w:val="28"/>
+          <w:lang w:val="en-US" w:eastAsia="zh-CN" w:bidi="ar-SA"/>
+        </w:rPr>
+        <w:t xml:space="preserve">Question </w:t>
+      </w:r>
+      <w:r>
+        <w:rPr>
+          <w:rFonts w:hint="default" w:ascii="Times New Roman Bold" w:hAnsi="Times New Roman Bold" w:cs="Times New Roman Bold"/>
+          <w:b/>
+          <w:bCs/>
+          <w:sz w:val="28"/>
+          <w:szCs w:val="28"/>
+          <w:lang w:val="en-US" w:eastAsia="zh-CN" w:bidi="ar-SA"/>
+        </w:rPr>
+        <w:t>45</w:t>
+      </w:r>
+    </w:p>
+    <w:p>
+      <w:pPr>
+        <w:numPr>
+          <w:ilvl w:val="0"/>
+          <w:numId w:val="0"/>
+        </w:numPr>
+        <w:rPr>
+          <w:rFonts w:hint="eastAsia" w:ascii="Times New Roman" w:hAnsi="Times New Roman" w:cs="Times New Roman"/>
+          <w:b w:val="0"/>
+          <w:bCs w:val="0"/>
+          <w:lang w:val="en-US" w:eastAsia="zh-CN"/>
+        </w:rPr>
+      </w:pPr>
+      <w:r>
+        <w:rPr>
+          <w:rFonts w:hint="default" w:ascii="Times New Roman" w:hAnsi="Times New Roman" w:cs="Times New Roman"/>
+          <w:b w:val="0"/>
+          <w:bCs w:val="0"/>
+          <w:lang w:val="en-US" w:eastAsia="zh-CN"/>
+        </w:rPr>
+        <w:t xml:space="preserve">ordinal data: </w:t>
+      </w:r>
+      <w:r>
+        <w:rPr>
+          <w:rFonts w:hint="eastAsia" w:ascii="Times New Roman" w:hAnsi="Times New Roman" w:cs="Times New Roman"/>
+          <w:b w:val="0"/>
+          <w:bCs w:val="0"/>
+          <w:lang w:val="en-US" w:eastAsia="zh-CN"/>
+        </w:rPr>
+        <w:t>有顺序但是顺序间距离不一定一样</w:t>
+      </w:r>
+      <w:bookmarkStart w:id="0" w:name="_GoBack"/>
+      <w:bookmarkEnd w:id="0"/>
+    </w:p>
+    <w:p>
+      <w:pPr>
+        <w:numPr>
+          <w:ilvl w:val="0"/>
+          <w:numId w:val="0"/>
+        </w:numPr>
+        <w:rPr>
+          <w:rFonts w:hint="default" w:ascii="Times New Roman" w:hAnsi="Times New Roman" w:cs="Times New Roman"/>
+          <w:b w:val="0"/>
+          <w:bCs w:val="0"/>
+          <w:lang w:val="en-US" w:eastAsia="zh-CN"/>
+        </w:rPr>
+      </w:pPr>
+      <w:r>
+        <w:rPr>
+          <w:rFonts w:hint="default" w:ascii="Times New Roman" w:hAnsi="Times New Roman" w:cs="Times New Roman" w:eastAsiaTheme="minorEastAsia"/>
+          <w:b w:val="0"/>
+          <w:bCs w:val="0"/>
+          <w:sz w:val="20"/>
+          <w:szCs w:val="20"/>
+          <w:lang w:val="en-US" w:eastAsia="zh-CN" w:bidi="ar-SA"/>
+        </w:rPr>
+        <w:t>spearman correlation:</w:t>
+      </w:r>
+      <w:r>
+        <w:rPr>
+          <w:rFonts w:hint="eastAsia" w:ascii="Times New Roman" w:hAnsi="Times New Roman" w:cs="Times New Roman" w:eastAsiaTheme="minorEastAsia"/>
+          <w:b w:val="0"/>
+          <w:bCs w:val="0"/>
+          <w:sz w:val="20"/>
+          <w:szCs w:val="20"/>
+          <w:lang w:val="en-US" w:eastAsia="zh-CN" w:bidi="ar-SA"/>
+        </w:rPr>
+        <w:t>当一个变量的排名变高时，另一个变量的排名是否也倾向于变高或变低？</w:t>
+      </w:r>
+    </w:p>
+    <w:p>
+      <w:pPr>
+        <w:numPr>
+          <w:ilvl w:val="0"/>
+          <w:numId w:val="0"/>
+        </w:numPr>
+        <w:rPr>
+          <w:rFonts w:hint="eastAsia" w:ascii="Times New Roman" w:hAnsi="Times New Roman" w:cs="Times New Roman"/>
+          <w:b w:val="0"/>
+          <w:bCs w:val="0"/>
+          <w:lang w:val="en-US" w:eastAsia="zh-CN"/>
+        </w:rPr>
+      </w:pPr>
+    </w:p>
+    <w:p>
+      <w:pPr>
+        <w:numPr>
+          <w:ilvl w:val="0"/>
+          <w:numId w:val="0"/>
+        </w:numPr>
+        <w:rPr>
+          <w:rFonts w:hint="eastAsia" w:ascii="Times New Roman" w:hAnsi="Times New Roman" w:cs="Times New Roman"/>
+          <w:b w:val="0"/>
+          <w:bCs w:val="0"/>
+          <w:lang w:val="en-US" w:eastAsia="zh-CN"/>
+        </w:rPr>
+      </w:pPr>
+    </w:p>
+    <w:p>
+      <w:pPr>
+        <w:numPr>
+          <w:ilvl w:val="0"/>
+          <w:numId w:val="0"/>
+        </w:numPr>
+        <w:rPr>
+          <w:rFonts w:hint="default" w:ascii="Times New Roman Bold" w:hAnsi="Times New Roman Bold" w:cs="Times New Roman Bold"/>
+          <w:b/>
+          <w:bCs/>
+          <w:sz w:val="28"/>
+          <w:szCs w:val="28"/>
+          <w:lang w:val="en-US" w:eastAsia="zh-CN" w:bidi="ar-SA"/>
+        </w:rPr>
+      </w:pPr>
+      <w:r>
+        <w:rPr>
+          <w:rFonts w:hint="default" w:ascii="Times New Roman Bold" w:hAnsi="Times New Roman Bold" w:cs="Times New Roman Bold" w:eastAsiaTheme="minorEastAsia"/>
+          <w:b/>
+          <w:bCs/>
+          <w:sz w:val="28"/>
+          <w:szCs w:val="28"/>
+          <w:lang w:val="en-US" w:eastAsia="zh-CN" w:bidi="ar-SA"/>
+        </w:rPr>
+        <w:t xml:space="preserve">Question </w:t>
+      </w:r>
+      <w:r>
+        <w:rPr>
+          <w:rFonts w:hint="default" w:ascii="Times New Roman Bold" w:hAnsi="Times New Roman Bold" w:cs="Times New Roman Bold"/>
+          <w:b/>
+          <w:bCs/>
+          <w:sz w:val="28"/>
+          <w:szCs w:val="28"/>
+          <w:lang w:val="en-US" w:eastAsia="zh-CN" w:bidi="ar-SA"/>
+        </w:rPr>
+        <w:t>57</w:t>
+      </w:r>
+    </w:p>
+    <w:p>
+      <w:pPr>
+        <w:numPr>
+          <w:ilvl w:val="0"/>
+          <w:numId w:val="0"/>
+        </w:numPr>
+        <w:rPr>
+          <w:rFonts w:hint="eastAsia" w:ascii="Times New Roman" w:hAnsi="Times New Roman" w:cs="Times New Roman"/>
+          <w:b w:val="0"/>
+          <w:bCs w:val="0"/>
+          <w:lang w:val="en-US" w:eastAsia="zh-CN"/>
+        </w:rPr>
+      </w:pPr>
+      <w:r>
+        <w:rPr>
+          <w:rFonts w:hint="eastAsia" w:ascii="Times New Roman" w:hAnsi="Times New Roman" w:cs="Times New Roman"/>
+          <w:b w:val="0"/>
+          <w:bCs w:val="0"/>
+          <w:lang w:val="en-US" w:eastAsia="zh-CN"/>
+        </w:rPr>
+        <w:t>因为市场要求的信用利差发生变化，导致公司债价格下跌的风险。</w:t>
+      </w:r>
+    </w:p>
+    <w:p>
+      <w:pPr>
+        <w:numPr>
+          <w:ilvl w:val="0"/>
+          <w:numId w:val="0"/>
+        </w:numPr>
+        <w:rPr>
+          <w:rFonts w:hint="eastAsia" w:ascii="Times New Roman" w:hAnsi="Times New Roman" w:cs="Times New Roman"/>
+          <w:b w:val="0"/>
+          <w:bCs w:val="0"/>
+          <w:lang w:val="en-US" w:eastAsia="zh-CN"/>
+        </w:rPr>
+      </w:pPr>
+    </w:p>
+    <w:p>
+      <w:pPr>
+        <w:numPr>
+          <w:ilvl w:val="0"/>
+          <w:numId w:val="0"/>
+        </w:numPr>
+        <w:rPr>
+          <w:rFonts w:hint="default" w:ascii="Times New Roman Bold" w:hAnsi="Times New Roman Bold" w:cs="Times New Roman Bold"/>
+          <w:b/>
+          <w:bCs/>
+          <w:sz w:val="28"/>
+          <w:szCs w:val="28"/>
+          <w:lang w:val="en-US" w:eastAsia="zh-CN" w:bidi="ar-SA"/>
+        </w:rPr>
+      </w:pPr>
+      <w:r>
+        <w:rPr>
+          <w:rFonts w:hint="default" w:ascii="Times New Roman Bold" w:hAnsi="Times New Roman Bold" w:cs="Times New Roman Bold" w:eastAsiaTheme="minorEastAsia"/>
+          <w:b/>
+          <w:bCs/>
+          <w:sz w:val="28"/>
+          <w:szCs w:val="28"/>
+          <w:lang w:val="en-US" w:eastAsia="zh-CN" w:bidi="ar-SA"/>
+        </w:rPr>
+        <w:t xml:space="preserve">Question </w:t>
+      </w:r>
+      <w:r>
+        <w:rPr>
+          <w:rFonts w:hint="default" w:ascii="Times New Roman Bold" w:hAnsi="Times New Roman Bold" w:cs="Times New Roman Bold"/>
+          <w:b/>
+          <w:bCs/>
+          <w:sz w:val="28"/>
+          <w:szCs w:val="28"/>
+          <w:lang w:val="en-US" w:eastAsia="zh-CN" w:bidi="ar-SA"/>
+        </w:rPr>
+        <w:t>61</w:t>
+      </w:r>
+    </w:p>
+    <w:p>
+      <w:pPr>
+        <w:numPr>
+          <w:ilvl w:val="0"/>
+          <w:numId w:val="0"/>
+        </w:numPr>
+        <w:rPr>
+          <w:rFonts w:hint="default" w:ascii="Times New Roman" w:hAnsi="Times New Roman" w:cs="Times New Roman"/>
+          <w:b w:val="0"/>
+          <w:bCs w:val="0"/>
+          <w:lang w:val="en-US" w:eastAsia="zh-CN"/>
+        </w:rPr>
+      </w:pPr>
+      <w:r>
+        <w:rPr>
+          <w:rFonts w:hint="default" w:ascii="Times New Roman" w:hAnsi="Times New Roman" w:cs="Times New Roman"/>
+          <w:b w:val="0"/>
+          <w:bCs w:val="0"/>
+          <w:lang w:val="en-US" w:eastAsia="zh-CN"/>
+        </w:rPr>
+        <w:t>High-water mark;hurdle rate;clawback clause; proportional adjustment</w:t>
+      </w:r>
+    </w:p>
+    <w:p>
+      <w:pPr>
+        <w:numPr>
+          <w:ilvl w:val="0"/>
+          <w:numId w:val="0"/>
+        </w:numPr>
+        <w:rPr>
+          <w:rFonts w:hint="default" w:ascii="Times New Roman" w:hAnsi="Times New Roman" w:cs="Times New Roman"/>
+          <w:b w:val="0"/>
+          <w:bCs w:val="0"/>
+          <w:lang w:val="en-US" w:eastAsia="zh-CN"/>
+        </w:rPr>
+      </w:pPr>
+    </w:p>
+    <w:p>
+      <w:pPr>
+        <w:numPr>
+          <w:ilvl w:val="0"/>
+          <w:numId w:val="0"/>
+        </w:numPr>
+        <w:rPr>
+          <w:rFonts w:hint="default" w:ascii="Times New Roman" w:hAnsi="Times New Roman" w:cs="Times New Roman"/>
+          <w:b w:val="0"/>
+          <w:bCs w:val="0"/>
+          <w:lang w:val="en-US" w:eastAsia="zh-CN"/>
+        </w:rPr>
+      </w:pPr>
+    </w:p>
+    <w:p>
+      <w:pPr>
+        <w:numPr>
+          <w:ilvl w:val="0"/>
+          <w:numId w:val="0"/>
+        </w:numPr>
+        <w:rPr>
+          <w:rFonts w:hint="default" w:ascii="Times New Roman" w:hAnsi="Times New Roman" w:cs="Times New Roman"/>
+          <w:b w:val="0"/>
+          <w:bCs w:val="0"/>
+          <w:lang w:val="en-US" w:eastAsia="zh-CN"/>
+        </w:rPr>
+      </w:pPr>
+    </w:p>
+    <w:p>
+      <w:pPr>
+        <w:numPr>
+          <w:ilvl w:val="0"/>
+          <w:numId w:val="0"/>
+        </w:numPr>
+        <w:rPr>
+          <w:rFonts w:hint="default" w:ascii="Times New Roman Bold" w:hAnsi="Times New Roman Bold" w:cs="Times New Roman Bold"/>
+          <w:b/>
+          <w:bCs/>
+          <w:sz w:val="28"/>
+          <w:szCs w:val="28"/>
+          <w:lang w:val="en-US" w:eastAsia="zh-CN" w:bidi="ar-SA"/>
+        </w:rPr>
+      </w:pPr>
+      <w:r>
+        <w:rPr>
+          <w:rFonts w:hint="default" w:ascii="Times New Roman Bold" w:hAnsi="Times New Roman Bold" w:cs="Times New Roman Bold" w:eastAsiaTheme="minorEastAsia"/>
+          <w:b/>
+          <w:bCs/>
+          <w:sz w:val="28"/>
+          <w:szCs w:val="28"/>
+          <w:lang w:val="en-US" w:eastAsia="zh-CN" w:bidi="ar-SA"/>
+        </w:rPr>
+        <w:t xml:space="preserve">Question </w:t>
+      </w:r>
+      <w:r>
+        <w:rPr>
+          <w:rFonts w:hint="default" w:ascii="Times New Roman Bold" w:hAnsi="Times New Roman Bold" w:cs="Times New Roman Bold"/>
+          <w:b/>
+          <w:bCs/>
+          <w:sz w:val="28"/>
+          <w:szCs w:val="28"/>
+          <w:lang w:val="en-US" w:eastAsia="zh-CN" w:bidi="ar-SA"/>
+        </w:rPr>
+        <w:t>70</w:t>
+      </w:r>
+    </w:p>
+    <w:p>
+      <w:pPr>
+        <w:numPr>
+          <w:ilvl w:val="0"/>
+          <w:numId w:val="0"/>
+        </w:numPr>
+        <w:rPr>
+          <w:rFonts w:hint="default" w:ascii="Times New Roman" w:hAnsi="Times New Roman" w:cs="Times New Roman"/>
+          <w:b w:val="0"/>
+          <w:bCs w:val="0"/>
+          <w:lang w:val="en-US" w:eastAsia="zh-CN"/>
+        </w:rPr>
+      </w:pPr>
+      <w:r>
+        <w:rPr>
+          <w:rFonts w:hint="default" w:ascii="Times New Roman" w:hAnsi="Times New Roman" w:cs="Times New Roman"/>
+          <w:b w:val="0"/>
+          <w:bCs w:val="0"/>
+          <w:lang w:val="en-US" w:eastAsia="zh-CN"/>
+        </w:rPr>
+        <w:t>AR: Auto-regression(Partial ACF);MA: Moving-regression(past error-term)-ACF</w:t>
+      </w:r>
+    </w:p>
+    <w:p>
+      <w:pPr>
+        <w:numPr>
+          <w:ilvl w:val="0"/>
+          <w:numId w:val="0"/>
+        </w:numPr>
+        <w:rPr>
+          <w:rFonts w:hint="default" w:ascii="Times New Roman" w:hAnsi="Times New Roman" w:cs="Times New Roman"/>
+          <w:b w:val="0"/>
+          <w:bCs w:val="0"/>
+          <w:lang w:val="en-US" w:eastAsia="zh-CN"/>
+        </w:rPr>
+      </w:pPr>
+    </w:p>
+    <w:p>
+      <w:pPr>
+        <w:numPr>
+          <w:ilvl w:val="0"/>
+          <w:numId w:val="0"/>
+        </w:numPr>
+        <w:rPr>
+          <w:rFonts w:hint="default" w:ascii="Times New Roman" w:hAnsi="Times New Roman" w:cs="Times New Roman"/>
+          <w:b w:val="0"/>
+          <w:bCs w:val="0"/>
+          <w:lang w:val="en-US" w:eastAsia="zh-CN"/>
+        </w:rPr>
+      </w:pPr>
+      <w:r>
+        <w:rPr>
+          <w:rFonts w:hint="default" w:ascii="Times New Roman" w:hAnsi="Times New Roman" w:cs="Times New Roman"/>
+          <w:b w:val="0"/>
+          <w:bCs w:val="0"/>
+          <w:lang w:val="en-US" w:eastAsia="zh-CN"/>
+        </w:rPr>
+        <w:t>High-water mark;hurdle rate;clawback clause; proportional adjustment</w:t>
+      </w:r>
+    </w:p>
+    <w:p>
+      <w:pPr>
+        <w:numPr>
+          <w:ilvl w:val="0"/>
+          <w:numId w:val="0"/>
+        </w:numPr>
+        <w:rPr>
+          <w:rFonts w:hint="default" w:ascii="Times New Roman" w:hAnsi="Times New Roman" w:cs="Times New Roman"/>
+          <w:b w:val="0"/>
+          <w:bCs w:val="0"/>
+          <w:lang w:val="en-US" w:eastAsia="zh-CN"/>
+        </w:rPr>
+      </w:pPr>
+    </w:p>
+    <w:p>
+      <w:pPr>
+        <w:numPr>
+          <w:ilvl w:val="0"/>
           <w:numId w:val="0"/>
         </w:numPr>
         <w:rPr>
@@ -2989,6 +4095,650 @@
         </w:rPr>
         <w:t>Examination 2</w:t>
       </w:r>
+    </w:p>
+    <w:p>
+      <w:pPr>
+        <w:rPr>
+          <w:rFonts w:hint="default"/>
+          <w:lang w:val="en-US"/>
+        </w:rPr>
+      </w:pPr>
+      <w:r>
+        <w:rPr>
+          <w:rFonts w:hint="default"/>
+          <w:lang w:val="en-US"/>
+        </w:rPr>
+        <w:t>multitude</w:t>
+      </w:r>
+    </w:p>
+    <w:p>
+      <w:pPr>
+        <w:rPr>
+          <w:rFonts w:hint="default"/>
+          <w:lang w:val="en-US"/>
+        </w:rPr>
+      </w:pPr>
+      <w:r>
+        <w:rPr>
+          <w:rFonts w:hint="default"/>
+          <w:lang w:val="en-US"/>
+        </w:rPr>
+        <w:t>中文：大量、众多、许多</w:t>
+      </w:r>
+    </w:p>
+    <w:p>
+      <w:pPr>
+        <w:rPr>
+          <w:rFonts w:hint="default"/>
+          <w:lang w:val="en-US"/>
+        </w:rPr>
+      </w:pPr>
+      <w:r>
+        <w:rPr>
+          <w:rFonts w:hint="default"/>
+          <w:lang w:val="en-US"/>
+        </w:rPr>
+        <w:t>Example: a multitude of investors = 众多投资者 / 大量投资者</w:t>
+      </w:r>
+    </w:p>
+    <w:p>
+      <w:pPr>
+        <w:rPr>
+          <w:rFonts w:hint="default"/>
+          <w:lang w:val="en-US"/>
+        </w:rPr>
+      </w:pPr>
+    </w:p>
+    <w:p>
+      <w:pPr>
+        <w:rPr>
+          <w:rFonts w:hint="default"/>
+          <w:lang w:val="en-US"/>
+        </w:rPr>
+      </w:pPr>
+      <w:r>
+        <w:rPr>
+          <w:rFonts w:hint="default"/>
+          <w:lang w:val="en-US"/>
+        </w:rPr>
+        <w:t>endowment fund</w:t>
+      </w:r>
+    </w:p>
+    <w:p>
+      <w:pPr>
+        <w:rPr>
+          <w:rFonts w:hint="default"/>
+          <w:lang w:val="en-US"/>
+        </w:rPr>
+      </w:pPr>
+      <w:r>
+        <w:rPr>
+          <w:rFonts w:hint="default"/>
+          <w:lang w:val="en-US"/>
+        </w:rPr>
+        <w:t>中文：捐赠基金 / 永续基金 / 大学或机构的捐赠基金</w:t>
+      </w:r>
+    </w:p>
+    <w:p>
+      <w:pPr>
+        <w:rPr>
+          <w:rFonts w:hint="default"/>
+          <w:lang w:val="en-US"/>
+        </w:rPr>
+      </w:pPr>
+      <w:r>
+        <w:rPr>
+          <w:rFonts w:hint="default"/>
+          <w:lang w:val="en-US"/>
+        </w:rPr>
+        <w:t>它通常指由大学、慈善机构、基金会等收到的捐赠资金组成的基金，用来长期投资，投资收益用于支持机构运营、奖学金、研究等</w:t>
+      </w:r>
+    </w:p>
+    <w:p>
+      <w:pPr>
+        <w:rPr>
+          <w:rFonts w:hint="default"/>
+          <w:lang w:val="en-US"/>
+        </w:rPr>
+      </w:pPr>
+    </w:p>
+    <w:p>
+      <w:pPr>
+        <w:numPr>
+          <w:ilvl w:val="0"/>
+          <w:numId w:val="0"/>
+        </w:numPr>
+        <w:rPr>
+          <w:rFonts w:hint="default" w:ascii="Times New Roman Bold" w:hAnsi="Times New Roman Bold" w:cs="Times New Roman Bold"/>
+          <w:b/>
+          <w:bCs/>
+          <w:sz w:val="28"/>
+          <w:szCs w:val="28"/>
+          <w:lang w:val="en-US" w:eastAsia="zh-CN" w:bidi="ar-SA"/>
+        </w:rPr>
+      </w:pPr>
+      <w:r>
+        <w:rPr>
+          <w:rFonts w:hint="default" w:ascii="Times New Roman Bold" w:hAnsi="Times New Roman Bold" w:cs="Times New Roman Bold" w:eastAsiaTheme="minorEastAsia"/>
+          <w:b/>
+          <w:bCs/>
+          <w:sz w:val="28"/>
+          <w:szCs w:val="28"/>
+          <w:lang w:val="en-US" w:eastAsia="zh-CN" w:bidi="ar-SA"/>
+        </w:rPr>
+        <w:t>Question</w:t>
+      </w:r>
+      <w:r>
+        <w:rPr>
+          <w:rFonts w:hint="default" w:ascii="Times New Roman Bold" w:hAnsi="Times New Roman Bold" w:cs="Times New Roman Bold"/>
+          <w:b/>
+          <w:bCs/>
+          <w:sz w:val="28"/>
+          <w:szCs w:val="28"/>
+          <w:lang w:val="en-US" w:eastAsia="zh-CN" w:bidi="ar-SA"/>
+        </w:rPr>
+        <w:t xml:space="preserve"> 10</w:t>
+      </w:r>
+      <w:r>
+        <w:rPr>
+          <w:rFonts w:hint="default" w:ascii="Times New Roman Bold" w:hAnsi="Times New Roman Bold" w:cs="Times New Roman Bold" w:eastAsiaTheme="minorEastAsia"/>
+          <w:b/>
+          <w:bCs/>
+          <w:sz w:val="28"/>
+          <w:szCs w:val="28"/>
+          <w:lang w:val="en-US" w:eastAsia="zh-CN" w:bidi="ar-SA"/>
+        </w:rPr>
+        <w:t xml:space="preserve"> </w:t>
+      </w:r>
+    </w:p>
+    <w:p>
+      <w:pPr>
+        <w:numPr>
+          <w:ilvl w:val="0"/>
+          <w:numId w:val="12"/>
+        </w:numPr>
+        <w:rPr>
+          <w:rFonts w:hint="default" w:ascii="Times New Roman Regular" w:hAnsi="Times New Roman Regular" w:cs="Times New Roman Regular"/>
+          <w:b/>
+          <w:bCs w:val="0"/>
+          <w:lang w:val="en-US"/>
+        </w:rPr>
+      </w:pPr>
+      <w:r>
+        <w:rPr>
+          <w:rFonts w:hint="default" w:ascii="Times New Roman" w:hAnsi="Times New Roman" w:cs="Times New Roman"/>
+          <w:b w:val="0"/>
+          <w:bCs w:val="0"/>
+          <w:lang w:val="en-US" w:eastAsia="zh-CN"/>
+        </w:rPr>
+        <w:t>price is positively related with interest rate, P(future) &gt; P(forward)</w:t>
+      </w:r>
+    </w:p>
+    <w:p>
+      <w:pPr>
+        <w:numPr>
+          <w:ilvl w:val="0"/>
+          <w:numId w:val="12"/>
+        </w:numPr>
+        <w:rPr>
+          <w:rFonts w:hint="default" w:ascii="Times New Roman Regular" w:hAnsi="Times New Roman Regular" w:cs="Times New Roman Regular"/>
+          <w:b/>
+          <w:bCs w:val="0"/>
+          <w:lang w:val="en-US"/>
+        </w:rPr>
+      </w:pPr>
+      <w:r>
+        <w:rPr>
+          <w:rFonts w:hint="default" w:ascii="Times New Roman" w:hAnsi="Times New Roman" w:cs="Times New Roman"/>
+          <w:b w:val="0"/>
+          <w:bCs w:val="0"/>
+          <w:lang w:val="en-US" w:eastAsia="zh-CN"/>
+        </w:rPr>
+        <w:t>interest rate higher than the income, delivery ASAP(latest data possible</w:t>
+      </w:r>
+      <w:r>
+        <w:rPr>
+          <w:rFonts w:hint="eastAsia" w:ascii="Times New Roman" w:hAnsi="Times New Roman" w:cs="Times New Roman"/>
+          <w:b w:val="0"/>
+          <w:bCs w:val="0"/>
+          <w:lang w:val="en-US" w:eastAsia="zh-CN"/>
+        </w:rPr>
+        <w:t>最晚</w:t>
+      </w:r>
+      <w:r>
+        <w:rPr>
+          <w:rFonts w:hint="default" w:ascii="Times New Roman" w:hAnsi="Times New Roman" w:cs="Times New Roman"/>
+          <w:b w:val="0"/>
+          <w:bCs w:val="0"/>
+          <w:lang w:val="en-US" w:eastAsia="zh-CN"/>
+        </w:rPr>
+        <w:t>)</w:t>
+      </w:r>
+    </w:p>
+    <w:p>
+      <w:pPr>
+        <w:numPr>
+          <w:ilvl w:val="0"/>
+          <w:numId w:val="12"/>
+        </w:numPr>
+        <w:rPr>
+          <w:rFonts w:hint="default" w:ascii="Times New Roman Regular" w:hAnsi="Times New Roman Regular" w:cs="Times New Roman Regular"/>
+          <w:b/>
+          <w:bCs w:val="0"/>
+          <w:lang w:val="en-US"/>
+        </w:rPr>
+      </w:pPr>
+      <w:r>
+        <w:rPr>
+          <w:rFonts w:hint="default" w:ascii="Times New Roman" w:hAnsi="Times New Roman" w:cs="Times New Roman"/>
+          <w:b w:val="0"/>
+          <w:bCs w:val="0"/>
+          <w:lang w:val="en-US" w:eastAsia="zh-CN"/>
+        </w:rPr>
+        <w:t>daily PnL differs: future realize the entire on the day it occurs; forward discounted</w:t>
+      </w:r>
+    </w:p>
+    <w:p>
+      <w:pPr>
+        <w:numPr>
+          <w:ilvl w:val="0"/>
+          <w:numId w:val="12"/>
+        </w:numPr>
+        <w:rPr>
+          <w:rFonts w:hint="default" w:ascii="Times New Roman Regular" w:hAnsi="Times New Roman Regular" w:cs="Times New Roman Regular"/>
+          <w:b/>
+          <w:bCs w:val="0"/>
+          <w:lang w:val="en-US"/>
+        </w:rPr>
+      </w:pPr>
+      <w:r>
+        <w:rPr>
+          <w:rFonts w:hint="default" w:ascii="Times New Roman" w:hAnsi="Times New Roman" w:cs="Times New Roman"/>
+          <w:b w:val="0"/>
+          <w:bCs w:val="0"/>
+          <w:lang w:val="en-US" w:eastAsia="zh-CN"/>
+        </w:rPr>
+        <w:t xml:space="preserve">interest rate the same or vary in the predictable way: similar future &amp; contract with similar price </w:t>
+      </w:r>
+    </w:p>
+    <w:p>
+      <w:pPr>
+        <w:numPr>
+          <w:ilvl w:val="0"/>
+          <w:numId w:val="0"/>
+        </w:numPr>
+        <w:rPr>
+          <w:rFonts w:hint="default" w:ascii="Times New Roman Bold" w:hAnsi="Times New Roman Bold" w:cs="Times New Roman Bold" w:eastAsiaTheme="minorEastAsia"/>
+          <w:b/>
+          <w:bCs/>
+          <w:sz w:val="28"/>
+          <w:szCs w:val="28"/>
+          <w:lang w:val="en-US" w:eastAsia="zh-CN" w:bidi="ar-SA"/>
+        </w:rPr>
+      </w:pPr>
+      <w:r>
+        <w:rPr>
+          <w:rFonts w:hint="default" w:ascii="Times New Roman Bold" w:hAnsi="Times New Roman Bold" w:cs="Times New Roman Bold" w:eastAsiaTheme="minorEastAsia"/>
+          <w:b/>
+          <w:bCs/>
+          <w:sz w:val="28"/>
+          <w:szCs w:val="28"/>
+          <w:lang w:val="en-US" w:eastAsia="zh-CN" w:bidi="ar-SA"/>
+        </w:rPr>
+        <w:t xml:space="preserve">Question </w:t>
+      </w:r>
+      <w:r>
+        <w:rPr>
+          <w:rFonts w:hint="default" w:ascii="Times New Roman Bold" w:hAnsi="Times New Roman Bold" w:cs="Times New Roman Bold"/>
+          <w:b/>
+          <w:bCs/>
+          <w:sz w:val="28"/>
+          <w:szCs w:val="28"/>
+          <w:lang w:val="en-US" w:eastAsia="zh-CN" w:bidi="ar-SA"/>
+        </w:rPr>
+        <w:t>14</w:t>
+      </w:r>
+    </w:p>
+    <w:p>
+      <w:pPr>
+        <w:numPr>
+          <w:ilvl w:val="0"/>
+          <w:numId w:val="0"/>
+        </w:numPr>
+        <w:rPr>
+          <w:rFonts w:hint="default" w:ascii="Times New Roman" w:hAnsi="Times New Roman" w:eastAsia="Malgun Gothic" w:cs="Times New Roman"/>
+          <w:b w:val="0"/>
+          <w:bCs w:val="0"/>
+          <w:lang w:val="en-US" w:eastAsia="ko-KR"/>
+        </w:rPr>
+      </w:pPr>
+      <w:r>
+        <w:rPr>
+          <w:rFonts w:hint="default" w:ascii="Times New Roman" w:hAnsi="Times New Roman" w:cs="Times New Roman"/>
+          <w:b w:val="0"/>
+          <w:bCs w:val="0"/>
+          <w:lang w:val="en-US" w:eastAsia="zh-CN"/>
+        </w:rPr>
+        <w:t>cook’s distance:</w:t>
+      </w:r>
+      <w:r>
+        <w:rPr>
+          <w:rFonts w:hint="eastAsia" w:ascii="Times New Roman" w:hAnsi="Times New Roman" w:cs="Times New Roman"/>
+          <w:b w:val="0"/>
+          <w:bCs w:val="0"/>
+          <w:lang w:val="en-US" w:eastAsia="zh-CN"/>
+        </w:rPr>
+        <w:t>某个观测值对回归结果影响有多大</w:t>
+      </w:r>
+    </w:p>
+    <w:p>
+      <w:pPr>
+        <w:numPr>
+          <w:ilvl w:val="0"/>
+          <w:numId w:val="0"/>
+        </w:numPr>
+        <w:rPr>
+          <w:rFonts w:hint="default" w:ascii="Times New Roman" w:hAnsi="Times New Roman" w:cs="Times New Roman"/>
+          <w:b w:val="0"/>
+          <w:bCs w:val="0"/>
+          <w:lang w:val="en-US" w:eastAsia="zh-CN"/>
+        </w:rPr>
+      </w:pPr>
+      <w:r>
+        <w:rPr>
+          <w:rFonts w:hint="default" w:ascii="Times New Roman" w:hAnsi="Times New Roman" w:cs="Times New Roman"/>
+          <w:b w:val="0"/>
+          <w:bCs w:val="0"/>
+          <w:lang w:val="en-US" w:eastAsia="zh-CN"/>
+        </w:rPr>
+        <w:t>gini measure: decision tree, purity density</w:t>
+      </w:r>
+    </w:p>
+    <w:p>
+      <w:pPr>
+        <w:numPr>
+          <w:ilvl w:val="0"/>
+          <w:numId w:val="0"/>
+        </w:numPr>
+        <w:rPr>
+          <w:rFonts w:hint="default" w:ascii="Times New Roman Bold" w:hAnsi="Times New Roman Bold" w:cs="Times New Roman Bold" w:eastAsiaTheme="minorEastAsia"/>
+          <w:b/>
+          <w:bCs/>
+          <w:sz w:val="28"/>
+          <w:szCs w:val="28"/>
+          <w:lang w:val="en-US" w:eastAsia="zh-CN" w:bidi="ar-SA"/>
+        </w:rPr>
+      </w:pPr>
+    </w:p>
+    <w:p>
+      <w:pPr>
+        <w:numPr>
+          <w:ilvl w:val="0"/>
+          <w:numId w:val="0"/>
+        </w:numPr>
+        <w:rPr>
+          <w:rFonts w:hint="default" w:ascii="Times New Roman Bold" w:hAnsi="Times New Roman Bold" w:cs="Times New Roman Bold" w:eastAsiaTheme="minorEastAsia"/>
+          <w:b/>
+          <w:bCs/>
+          <w:sz w:val="28"/>
+          <w:szCs w:val="28"/>
+          <w:lang w:val="en-US" w:eastAsia="zh-CN" w:bidi="ar-SA"/>
+        </w:rPr>
+      </w:pPr>
+      <w:r>
+        <w:rPr>
+          <w:rFonts w:hint="default" w:ascii="Times New Roman Bold" w:hAnsi="Times New Roman Bold" w:cs="Times New Roman Bold" w:eastAsiaTheme="minorEastAsia"/>
+          <w:b/>
+          <w:bCs/>
+          <w:sz w:val="28"/>
+          <w:szCs w:val="28"/>
+          <w:lang w:val="en-US" w:eastAsia="zh-CN" w:bidi="ar-SA"/>
+        </w:rPr>
+        <w:t xml:space="preserve">Question </w:t>
+      </w:r>
+      <w:r>
+        <w:rPr>
+          <w:rFonts w:hint="default" w:ascii="Times New Roman Bold" w:hAnsi="Times New Roman Bold" w:cs="Times New Roman Bold"/>
+          <w:b/>
+          <w:bCs/>
+          <w:sz w:val="28"/>
+          <w:szCs w:val="28"/>
+          <w:lang w:val="en-US" w:eastAsia="zh-CN" w:bidi="ar-SA"/>
+        </w:rPr>
+        <w:t>15</w:t>
+      </w:r>
+    </w:p>
+    <w:p>
+      <w:pPr>
+        <w:numPr>
+          <w:ilvl w:val="0"/>
+          <w:numId w:val="0"/>
+        </w:numPr>
+        <w:rPr>
+          <w:rFonts w:hint="default" w:ascii="Times New Roman" w:hAnsi="Times New Roman" w:cs="Times New Roman"/>
+          <w:b w:val="0"/>
+          <w:bCs w:val="0"/>
+          <w:lang w:val="en-US" w:eastAsia="zh-CN"/>
+        </w:rPr>
+      </w:pPr>
+      <w:r>
+        <w:rPr>
+          <w:rFonts w:hint="default" w:ascii="Times New Roman" w:hAnsi="Times New Roman" w:cs="Times New Roman"/>
+          <w:b w:val="0"/>
+          <w:bCs w:val="0"/>
+          <w:lang w:val="en-US" w:eastAsia="zh-CN"/>
+        </w:rPr>
+        <w:t xml:space="preserve">coskewness: </w:t>
+      </w:r>
+      <w:r>
+        <w:rPr>
+          <w:rFonts w:hint="eastAsia" w:ascii="Times New Roman" w:hAnsi="Times New Roman" w:eastAsia="Malgun Gothic" w:cs="Times New Roman"/>
+          <w:b w:val="0"/>
+          <w:bCs w:val="0"/>
+          <w:lang w:val="en-US" w:eastAsia="ko-KR"/>
+        </w:rPr>
+        <w:t xml:space="preserve"> </w:t>
+      </w:r>
+      <w:r>
+        <w:rPr>
+          <w:rFonts w:hint="eastAsia" w:ascii="Times New Roman" w:hAnsi="Times New Roman" w:eastAsia="SimSun" w:cs="Times New Roman"/>
+          <w:b w:val="0"/>
+          <w:bCs w:val="0"/>
+          <w:lang w:val="en-US" w:eastAsia="zh-CN"/>
+        </w:rPr>
+        <w:t>一个变量的方向是否收到另一个变量大小的影响（市场波动很大时，资产更容易涨还是跌）</w:t>
+      </w:r>
+    </w:p>
+    <w:p>
+      <w:pPr>
+        <w:numPr>
+          <w:ilvl w:val="0"/>
+          <w:numId w:val="0"/>
+        </w:numPr>
+        <w:rPr>
+          <w:rFonts w:hint="eastAsia" w:ascii="Times New Roman" w:hAnsi="Times New Roman" w:cs="Times New Roman"/>
+          <w:b w:val="0"/>
+          <w:bCs w:val="0"/>
+          <w:lang w:val="en-US" w:eastAsia="zh-CN"/>
+        </w:rPr>
+      </w:pPr>
+      <w:r>
+        <w:rPr>
+          <w:rFonts w:hint="default" w:ascii="Times New Roman" w:hAnsi="Times New Roman" w:cs="Times New Roman"/>
+          <w:b w:val="0"/>
+          <w:bCs w:val="0"/>
+          <w:lang w:val="en-US" w:eastAsia="zh-CN"/>
+        </w:rPr>
+        <w:t xml:space="preserve">cokurtosis: </w:t>
+      </w:r>
+      <w:r>
+        <w:rPr>
+          <w:rFonts w:hint="eastAsia" w:ascii="Times New Roman" w:hAnsi="Times New Roman" w:cs="Times New Roman"/>
+          <w:b w:val="0"/>
+          <w:bCs w:val="0"/>
+          <w:lang w:val="en-US" w:eastAsia="zh-CN"/>
+        </w:rPr>
+        <w:t>当市场出现极端涨跌时，某个资产是否也容易出现极端收益</w:t>
+      </w:r>
+    </w:p>
+    <w:p>
+      <w:pPr>
+        <w:rPr>
+          <w:rFonts w:hint="default" w:ascii="Times New Roman Regular" w:hAnsi="Times New Roman Regular" w:cs="Times New Roman Regular"/>
+          <w:b/>
+          <w:bCs w:val="0"/>
+          <w:lang w:val="en-US"/>
+        </w:rPr>
+      </w:pPr>
+    </w:p>
+    <w:p>
+      <w:pPr>
+        <w:numPr>
+          <w:ilvl w:val="0"/>
+          <w:numId w:val="0"/>
+        </w:numPr>
+        <w:rPr>
+          <w:rFonts w:hint="default" w:ascii="Times New Roman Bold" w:hAnsi="Times New Roman Bold" w:cs="Times New Roman Bold" w:eastAsiaTheme="minorEastAsia"/>
+          <w:b/>
+          <w:bCs/>
+          <w:sz w:val="28"/>
+          <w:szCs w:val="28"/>
+          <w:lang w:val="en-US" w:eastAsia="zh-CN" w:bidi="ar-SA"/>
+        </w:rPr>
+      </w:pPr>
+      <w:r>
+        <w:rPr>
+          <w:rFonts w:hint="default" w:ascii="Times New Roman Bold" w:hAnsi="Times New Roman Bold" w:cs="Times New Roman Bold" w:eastAsiaTheme="minorEastAsia"/>
+          <w:b/>
+          <w:bCs/>
+          <w:sz w:val="28"/>
+          <w:szCs w:val="28"/>
+          <w:lang w:val="en-US" w:eastAsia="zh-CN" w:bidi="ar-SA"/>
+        </w:rPr>
+        <w:t>Question</w:t>
+      </w:r>
+      <w:r>
+        <w:rPr>
+          <w:rFonts w:hint="eastAsia" w:ascii="Times New Roman Bold" w:hAnsi="Times New Roman Bold" w:cs="Times New Roman Bold"/>
+          <w:b/>
+          <w:bCs/>
+          <w:sz w:val="28"/>
+          <w:szCs w:val="28"/>
+          <w:lang w:val="en-US" w:eastAsia="zh-CN" w:bidi="ar-SA"/>
+        </w:rPr>
+        <w:t xml:space="preserve"> 28</w:t>
+      </w:r>
+    </w:p>
+    <w:p>
+      <w:pPr>
+        <w:numPr>
+          <w:ilvl w:val="0"/>
+          <w:numId w:val="0"/>
+        </w:numPr>
+        <w:rPr>
+          <w:rFonts w:hint="eastAsia" w:ascii="Times New Roman" w:hAnsi="Times New Roman" w:cs="Times New Roman"/>
+          <w:b w:val="0"/>
+          <w:bCs w:val="0"/>
+          <w:lang w:val="en-US" w:eastAsia="zh-CN"/>
+        </w:rPr>
+      </w:pPr>
+      <w:r>
+        <w:rPr>
+          <w:rFonts w:hint="eastAsia" w:ascii="Times New Roman" w:hAnsi="Times New Roman" w:cs="Times New Roman"/>
+          <w:b w:val="0"/>
+          <w:bCs w:val="0"/>
+          <w:lang w:val="en-US" w:eastAsia="zh-CN"/>
+        </w:rPr>
+        <w:t>OTC: larger size,longer term; European</w:t>
+      </w:r>
+    </w:p>
+    <w:p>
+      <w:pPr>
+        <w:numPr>
+          <w:ilvl w:val="0"/>
+          <w:numId w:val="0"/>
+        </w:numPr>
+        <w:rPr>
+          <w:rFonts w:hint="default" w:ascii="Times New Roman Bold" w:hAnsi="Times New Roman Bold" w:cs="Times New Roman Bold" w:eastAsiaTheme="minorEastAsia"/>
+          <w:b/>
+          <w:bCs/>
+          <w:sz w:val="28"/>
+          <w:szCs w:val="28"/>
+          <w:lang w:val="en-US" w:eastAsia="zh-CN" w:bidi="ar-SA"/>
+        </w:rPr>
+      </w:pPr>
+    </w:p>
+    <w:p>
+      <w:pPr>
+        <w:rPr>
+          <w:rFonts w:hint="default" w:ascii="Times New Roman Regular" w:hAnsi="Times New Roman Regular" w:cs="Times New Roman Regular"/>
+          <w:b/>
+          <w:bCs w:val="0"/>
+          <w:lang w:val="en-US"/>
+        </w:rPr>
+      </w:pPr>
+    </w:p>
+    <w:p>
+      <w:pPr>
+        <w:numPr>
+          <w:ilvl w:val="0"/>
+          <w:numId w:val="0"/>
+        </w:numPr>
+        <w:rPr>
+          <w:rFonts w:hint="default" w:ascii="Times New Roman Bold" w:hAnsi="Times New Roman Bold" w:cs="Times New Roman Bold" w:eastAsiaTheme="minorEastAsia"/>
+          <w:b/>
+          <w:bCs/>
+          <w:sz w:val="28"/>
+          <w:szCs w:val="28"/>
+          <w:lang w:val="en-US" w:eastAsia="zh-CN" w:bidi="ar-SA"/>
+        </w:rPr>
+      </w:pPr>
+      <w:r>
+        <w:rPr>
+          <w:rFonts w:hint="default" w:ascii="Times New Roman Bold" w:hAnsi="Times New Roman Bold" w:cs="Times New Roman Bold" w:eastAsiaTheme="minorEastAsia"/>
+          <w:b/>
+          <w:bCs/>
+          <w:sz w:val="28"/>
+          <w:szCs w:val="28"/>
+          <w:lang w:val="en-US" w:eastAsia="zh-CN" w:bidi="ar-SA"/>
+        </w:rPr>
+        <w:t>Question</w:t>
+      </w:r>
+    </w:p>
+    <w:p>
+      <w:pPr>
+        <w:numPr>
+          <w:ilvl w:val="0"/>
+          <w:numId w:val="0"/>
+        </w:numPr>
+        <w:rPr>
+          <w:rFonts w:hint="default" w:ascii="Times New Roman Bold" w:hAnsi="Times New Roman Bold" w:cs="Times New Roman Bold" w:eastAsiaTheme="minorEastAsia"/>
+          <w:b/>
+          <w:bCs/>
+          <w:sz w:val="28"/>
+          <w:szCs w:val="28"/>
+          <w:lang w:val="en-US" w:eastAsia="zh-CN" w:bidi="ar-SA"/>
+        </w:rPr>
+      </w:pPr>
+      <w:r>
+        <w:rPr>
+          <w:rFonts w:hint="default" w:ascii="Times New Roman" w:hAnsi="Times New Roman" w:cs="Times New Roman"/>
+          <w:b w:val="0"/>
+          <w:bCs w:val="0"/>
+          <w:lang w:val="en-US" w:eastAsia="zh-CN"/>
+        </w:rPr>
+        <w:t>the story of risk taking</w:t>
+      </w:r>
+    </w:p>
+    <w:p>
+      <w:pPr>
+        <w:rPr>
+          <w:rFonts w:hint="default" w:ascii="Times New Roman Regular" w:hAnsi="Times New Roman Regular" w:cs="Times New Roman Regular"/>
+          <w:b/>
+          <w:bCs w:val="0"/>
+          <w:lang w:val="en-US"/>
+        </w:rPr>
+      </w:pPr>
     </w:p>
     <w:p>
       <w:pPr>
@@ -3418,6 +5168,158 @@
     </w:lvl>
   </w:abstractNum>
   <w:abstractNum w:abstractNumId="2">
+    <w:nsid w:val="EE7DFF1C"/>
+    <w:multiLevelType w:val="multilevel"/>
+    <w:tmpl w:val="EE7DFF1C"/>
+    <w:lvl w:ilvl="0" w:tentative="0">
+      <w:start w:val="1"/>
+      <w:numFmt w:val="bullet"/>
+      <w:lvlText w:val=""/>
+      <w:lvlJc w:val="left"/>
+      <w:pPr>
+        <w:tabs>
+          <w:tab w:val="left" w:pos="420"/>
+        </w:tabs>
+        <w:ind w:left="420" w:leftChars="0" w:hanging="420" w:firstLineChars="0"/>
+      </w:pPr>
+      <w:rPr>
+        <w:rFonts w:hint="default" w:ascii="Wingdings" w:hAnsi="Wingdings"/>
+      </w:rPr>
+    </w:lvl>
+    <w:lvl w:ilvl="1" w:tentative="0">
+      <w:start w:val="1"/>
+      <w:numFmt w:val="bullet"/>
+      <w:lvlText w:val=""/>
+      <w:lvlJc w:val="left"/>
+      <w:pPr>
+        <w:tabs>
+          <w:tab w:val="left" w:pos="840"/>
+        </w:tabs>
+        <w:ind w:left="840" w:leftChars="0" w:hanging="420" w:firstLineChars="0"/>
+      </w:pPr>
+      <w:rPr>
+        <w:rFonts w:hint="default" w:ascii="Wingdings" w:hAnsi="Wingdings"/>
+      </w:rPr>
+    </w:lvl>
+    <w:lvl w:ilvl="2" w:tentative="0">
+      <w:start w:val="1"/>
+      <w:numFmt w:val="bullet"/>
+      <w:lvlText w:val=""/>
+      <w:lvlJc w:val="left"/>
+      <w:pPr>
+        <w:tabs>
+          <w:tab w:val="left" w:pos="1260"/>
+        </w:tabs>
+        <w:ind w:left="1260" w:leftChars="0" w:hanging="420" w:firstLineChars="0"/>
+      </w:pPr>
+      <w:rPr>
+        <w:rFonts w:hint="default" w:ascii="Wingdings" w:hAnsi="Wingdings"/>
+      </w:rPr>
+    </w:lvl>
+    <w:lvl w:ilvl="3" w:tentative="0">
+      <w:start w:val="1"/>
+      <w:numFmt w:val="bullet"/>
+      <w:lvlText w:val=""/>
+      <w:lvlJc w:val="left"/>
+      <w:pPr>
+        <w:tabs>
+          <w:tab w:val="left" w:pos="1680"/>
+        </w:tabs>
+        <w:ind w:left="1680" w:leftChars="0" w:hanging="420" w:firstLineChars="0"/>
+      </w:pPr>
+      <w:rPr>
+        <w:rFonts w:hint="default" w:ascii="Wingdings" w:hAnsi="Wingdings"/>
+      </w:rPr>
+    </w:lvl>
+    <w:lvl w:ilvl="4" w:tentative="0">
+      <w:start w:val="1"/>
+      <w:numFmt w:val="bullet"/>
+      <w:lvlText w:val=""/>
+      <w:lvlJc w:val="left"/>
+      <w:pPr>
+        <w:tabs>
+          <w:tab w:val="left" w:pos="2100"/>
+        </w:tabs>
+        <w:ind w:left="2100" w:leftChars="0" w:hanging="420" w:firstLineChars="0"/>
+      </w:pPr>
+      <w:rPr>
+        <w:rFonts w:hint="default" w:ascii="Wingdings" w:hAnsi="Wingdings"/>
+      </w:rPr>
+    </w:lvl>
+    <w:lvl w:ilvl="5" w:tentative="0">
+      <w:start w:val="1"/>
+      <w:numFmt w:val="bullet"/>
+      <w:lvlText w:val=""/>
+      <w:lvlJc w:val="left"/>
+      <w:pPr>
+        <w:tabs>
+          <w:tab w:val="left" w:pos="2520"/>
+        </w:tabs>
+        <w:ind w:left="2520" w:leftChars="0" w:hanging="420" w:firstLineChars="0"/>
+      </w:pPr>
+      <w:rPr>
+        <w:rFonts w:hint="default" w:ascii="Wingdings" w:hAnsi="Wingdings"/>
+      </w:rPr>
+    </w:lvl>
+    <w:lvl w:ilvl="6" w:tentative="0">
+      <w:start w:val="1"/>
+      <w:numFmt w:val="bullet"/>
+      <w:lvlText w:val=""/>
+      <w:lvlJc w:val="left"/>
+      <w:pPr>
+        <w:tabs>
+          <w:tab w:val="left" w:pos="2940"/>
+        </w:tabs>
+        <w:ind w:left="2940" w:leftChars="0" w:hanging="420" w:firstLineChars="0"/>
+      </w:pPr>
+      <w:rPr>
+        <w:rFonts w:hint="default" w:ascii="Wingdings" w:hAnsi="Wingdings"/>
+      </w:rPr>
+    </w:lvl>
+    <w:lvl w:ilvl="7" w:tentative="0">
+      <w:start w:val="1"/>
+      <w:numFmt w:val="bullet"/>
+      <w:lvlText w:val=""/>
+      <w:lvlJc w:val="left"/>
+      <w:pPr>
+        <w:tabs>
+          <w:tab w:val="left" w:pos="3360"/>
+        </w:tabs>
+        <w:ind w:left="3360" w:leftChars="0" w:hanging="420" w:firstLineChars="0"/>
+      </w:pPr>
+      <w:rPr>
+        <w:rFonts w:hint="default" w:ascii="Wingdings" w:hAnsi="Wingdings"/>
+      </w:rPr>
+    </w:lvl>
+    <w:lvl w:ilvl="8" w:tentative="0">
+      <w:start w:val="1"/>
+      <w:numFmt w:val="bullet"/>
+      <w:lvlText w:val=""/>
+      <w:lvlJc w:val="left"/>
+      <w:pPr>
+        <w:tabs>
+          <w:tab w:val="left" w:pos="3780"/>
+        </w:tabs>
+        <w:ind w:left="3780" w:leftChars="0" w:hanging="420" w:firstLineChars="0"/>
+      </w:pPr>
+      <w:rPr>
+        <w:rFonts w:hint="default" w:ascii="Wingdings" w:hAnsi="Wingdings"/>
+      </w:rPr>
+    </w:lvl>
+  </w:abstractNum>
+  <w:abstractNum w:abstractNumId="3">
+    <w:nsid w:val="EFBC4D86"/>
+    <w:multiLevelType w:val="singleLevel"/>
+    <w:tmpl w:val="EFBC4D86"/>
+    <w:lvl w:ilvl="0" w:tentative="0">
+      <w:start w:val="1"/>
+      <w:numFmt w:val="upperLetter"/>
+      <w:suff w:val="space"/>
+      <w:lvlText w:val="%1."/>
+      <w:lvlJc w:val="left"/>
+    </w:lvl>
+  </w:abstractNum>
+  <w:abstractNum w:abstractNumId="4">
     <w:nsid w:val="FDCFE353"/>
     <w:multiLevelType w:val="singleLevel"/>
     <w:tmpl w:val="FDCFE353"/>
@@ -3429,7 +5331,7 @@
       <w:lvlJc w:val="left"/>
     </w:lvl>
   </w:abstractNum>
-  <w:abstractNum w:abstractNumId="3">
+  <w:abstractNum w:abstractNumId="5">
     <w:nsid w:val="FEDFB0A2"/>
     <w:multiLevelType w:val="multilevel"/>
     <w:tmpl w:val="FEDFB0A2"/>
@@ -3569,7 +5471,7 @@
       </w:rPr>
     </w:lvl>
   </w:abstractNum>
-  <w:abstractNum w:abstractNumId="4">
+  <w:abstractNum w:abstractNumId="6">
     <w:nsid w:val="FFF623C6"/>
     <w:multiLevelType w:val="singleLevel"/>
     <w:tmpl w:val="FFF623C6"/>
@@ -3581,7 +5483,7 @@
       <w:lvlJc w:val="left"/>
     </w:lvl>
   </w:abstractNum>
-  <w:abstractNum w:abstractNumId="5">
+  <w:abstractNum w:abstractNumId="7">
     <w:nsid w:val="FFFC66F5"/>
     <w:multiLevelType w:val="singleLevel"/>
     <w:tmpl w:val="FFFC66F5"/>
@@ -3601,7 +5503,7 @@
       </w:rPr>
     </w:lvl>
   </w:abstractNum>
-  <w:abstractNum w:abstractNumId="6">
+  <w:abstractNum w:abstractNumId="8">
     <w:nsid w:val="FFFFDA7F"/>
     <w:multiLevelType w:val="multilevel"/>
     <w:tmpl w:val="FFFFDA7F"/>
@@ -3741,7 +5643,7 @@
       </w:rPr>
     </w:lvl>
   </w:abstractNum>
-  <w:abstractNum w:abstractNumId="7">
+  <w:abstractNum w:abstractNumId="9">
     <w:nsid w:val="5793540B"/>
     <w:multiLevelType w:val="singleLevel"/>
     <w:tmpl w:val="5793540B"/>
@@ -3761,7 +5663,7 @@
       </w:rPr>
     </w:lvl>
   </w:abstractNum>
-  <w:abstractNum w:abstractNumId="8">
+  <w:abstractNum w:abstractNumId="10">
     <w:nsid w:val="74E554EB"/>
     <w:multiLevelType w:val="multilevel"/>
     <w:tmpl w:val="74E554EB"/>
@@ -3893,7 +5795,7 @@
       </w:rPr>
     </w:lvl>
   </w:abstractNum>
-  <w:abstractNum w:abstractNumId="9">
+  <w:abstractNum w:abstractNumId="11">
     <w:nsid w:val="7E9FB32C"/>
     <w:multiLevelType w:val="singleLevel"/>
     <w:tmpl w:val="7E9FB32C"/>
@@ -3906,34 +5808,40 @@
     </w:lvl>
   </w:abstractNum>
   <w:num w:numId="1">
-    <w:abstractNumId w:val="9"/>
+    <w:abstractNumId w:val="11"/>
   </w:num>
   <w:num w:numId="2">
-    <w:abstractNumId w:val="8"/>
+    <w:abstractNumId w:val="10"/>
   </w:num>
   <w:num w:numId="3">
-    <w:abstractNumId w:val="4"/>
+    <w:abstractNumId w:val="6"/>
   </w:num>
   <w:num w:numId="4">
+    <w:abstractNumId w:val="7"/>
+  </w:num>
+  <w:num w:numId="5">
     <w:abstractNumId w:val="5"/>
   </w:num>
-  <w:num w:numId="5">
-    <w:abstractNumId w:val="3"/>
-  </w:num>
   <w:num w:numId="6">
-    <w:abstractNumId w:val="2"/>
+    <w:abstractNumId w:val="4"/>
   </w:num>
   <w:num w:numId="7">
     <w:abstractNumId w:val="0"/>
   </w:num>
   <w:num w:numId="8">
-    <w:abstractNumId w:val="7"/>
+    <w:abstractNumId w:val="9"/>
   </w:num>
   <w:num w:numId="9">
-    <w:abstractNumId w:val="6"/>
+    <w:abstractNumId w:val="8"/>
   </w:num>
   <w:num w:numId="10">
     <w:abstractNumId w:val="1"/>
+  </w:num>
+  <w:num w:numId="11">
+    <w:abstractNumId w:val="2"/>
+  </w:num>
+  <w:num w:numId="12">
+    <w:abstractNumId w:val="3"/>
   </w:num>
 </w:numbering>
 </file>
